--- a/docs/fork/evidence/c9/flash/databridge_licence/DataBridge-Licence (redlined).docx
+++ b/docs/fork/evidence/c9/flash/databridge_licence/DataBridge-Licence (redlined).docx
@@ -38,28 +38,28 @@
     </w:p>
     <w:p>
       <w:r>
-        <w:t xml:space="preserve">The Licensor grants the Licensee a non-exclusive, non-transferable licence to use the Software during the term. The Licensor may suspend access </w:t>
+        <w:t xml:space="preserve">The Licensor grants the Licensee a non-exclusive, non-transferable licence to use the Software during the term. The Licensor may suspend access at any time </w:t>
       </w:r>
-      <w:commentRangeStart w:id="10"/>
-      <w:del w:id="20" w:author="LQ.AI Commercial counsel" w:date="2026-06-22T15:10:52Z" w16du:dateUtc="2026-06-22T15:10:52Z">
+      <w:commentRangeStart w:id="18"/>
+      <w:del w:id="33" w:author="LQ.AI Commercial counsel" w:date="2026-06-24T09:16:42Z" w16du:dateUtc="2026-06-24T09:16:42Z">
         <w:r>
-          <w:delText>at any time in its sole discretion and without</w:delText>
+          <w:delText>in its sole discretion and without notice</w:delText>
         </w:r>
       </w:del>
-      <w:ins w:id="21" w:author="LQ.AI Commercial counsel" w:date="2026-06-22T15:10:52Z" w16du:dateUtc="2026-06-22T15:10:52Z">
+      <w:ins w:id="34" w:author="LQ.AI Commercial counsel" w:date="2026-06-24T09:16:42Z" w16du:dateUtc="2026-06-24T09:16:42Z">
         <w:r>
-          <w:t>only if the Licensee is in material breach of this Agreement and fails to cure that breach within fifteen (15) days of written notice from the Licensor, or if the Licensee fails to pay undisputed amounts when due and fails to cure within five (5) days of written</w:t>
+          <w:t>on reasonable grounds. The Licensor shall provide the Licensee with at least 5 business days' prior notice of any suspension, unless the suspension is required to prevent imminent material harm to the Software or its users</w:t>
         </w:r>
       </w:ins>
-      <w:commentRangeEnd w:id="10"/>
+      <w:commentRangeEnd w:id="18"/>
       <w:r>
         <w:rPr>
           <w:rStyle w:val="CommentReference"/>
         </w:rPr>
-        <w:commentReference w:id="10"/>
+        <w:commentReference w:id="18"/>
       </w:r>
       <w:r>
-        <w:t xml:space="preserve"> notice.</w:t>
+        <w:t>.</w:t>
       </w:r>
     </w:p>
     <w:p>
@@ -74,44 +74,44 @@
       <w:r>
         <w:t xml:space="preserve">The Licensee shall pay all fees within fifteen (15) days of the invoice date. The Licensor may increase the fees </w:t>
       </w:r>
-      <w:commentRangeStart w:id="9"/>
-      <w:del w:id="18" w:author="LQ.AI Commercial counsel" w:date="2026-06-22T15:10:52Z" w16du:dateUtc="2026-06-22T15:10:52Z">
+      <w:commentRangeStart w:id="17"/>
+      <w:del w:id="31" w:author="LQ.AI Commercial counsel" w:date="2026-06-24T09:16:42Z" w16du:dateUtc="2026-06-24T09:16:42Z">
         <w:r>
-          <w:delText>at any time on</w:delText>
+          <w:delText>at any time on written notice</w:delText>
         </w:r>
       </w:del>
-      <w:ins w:id="19" w:author="LQ.AI Commercial counsel" w:date="2026-06-22T15:10:52Z" w16du:dateUtc="2026-06-22T15:10:52Z">
+      <w:ins w:id="32" w:author="LQ.AI Commercial counsel" w:date="2026-06-24T09:16:42Z" w16du:dateUtc="2026-06-24T09:16:42Z">
         <w:r>
-          <w:t>no more than once per twelve (12) month period on at least sixty (60) days'</w:t>
+          <w:t>on 90 days' written notice. If the Licensee does not accept the increase, the Licensee may terminate this Agreement without penalty by notice within 30 days of written notice of the increase</w:t>
         </w:r>
       </w:ins>
-      <w:commentRangeEnd w:id="9"/>
+      <w:commentRangeEnd w:id="17"/>
       <w:r>
         <w:rPr>
           <w:rStyle w:val="CommentReference"/>
         </w:rPr>
-        <w:commentReference w:id="9"/>
+        <w:commentReference w:id="17"/>
       </w:r>
       <w:r>
-        <w:t xml:space="preserve"> written notice. All fees are non-refundable </w:t>
+        <w:t xml:space="preserve">. All fees are non-refundable </w:t>
       </w:r>
-      <w:commentRangeStart w:id="8"/>
-      <w:del w:id="16" w:author="LQ.AI Commercial counsel" w:date="2026-06-22T15:10:52Z" w16du:dateUtc="2026-06-22T15:10:52Z">
+      <w:commentRangeStart w:id="16"/>
+      <w:del w:id="29" w:author="LQ.AI Commercial counsel" w:date="2026-06-24T09:16:42Z" w16du:dateUtc="2026-06-24T09:16:42Z">
         <w:r>
           <w:delText>under all circumstances.</w:delText>
         </w:r>
       </w:del>
-      <w:ins w:id="17" w:author="LQ.AI Commercial counsel" w:date="2026-06-22T15:10:52Z" w16du:dateUtc="2026-06-22T15:10:52Z">
+      <w:ins w:id="30" w:author="LQ.AI Commercial counsel" w:date="2026-06-24T09:16:42Z" w16du:dateUtc="2026-06-24T09:16:42Z">
         <w:r>
-          <w:t>except where this Agreement is terminated by the Licensee due to the Licensor's uncured material breach, in which case the Licensor shall refund any prepaid fees for the remaining portion of the Term.</w:t>
+          <w:t>except where prepaid for a period after the effective date of termination by the Licensor without cause or by the Licensee under clause 3.</w:t>
         </w:r>
       </w:ins>
-      <w:commentRangeEnd w:id="8"/>
+      <w:commentRangeEnd w:id="16"/>
       <w:r>
         <w:rPr>
           <w:rStyle w:val="CommentReference"/>
         </w:rPr>
-        <w:commentReference w:id="8"/>
+        <w:commentReference w:id="16"/>
       </w:r>
     </w:p>
     <w:p>
@@ -123,26 +123,37 @@
       </w:r>
     </w:p>
     <w:p>
-      <w:commentRangeStart w:id="7"/>
-      <w:del w:id="14" w:author="LQ.AI Commercial counsel" w:date="2026-06-22T15:10:52Z" w16du:dateUtc="2026-06-22T15:10:52Z">
+      <w:r>
+        <w:t xml:space="preserve">All intellectual property rights in any </w:t>
+      </w:r>
+      <w:commentRangeStart w:id="15"/>
+      <w:del w:id="28" w:author="LQ.AI Commercial counsel" w:date="2026-06-24T09:16:42Z" w16du:dateUtc="2026-06-24T09:16:42Z">
         <w:r>
-          <w:delText>All intellectual property rights in any configurations, integrations and feedback created in connection with the Software</w:delText>
+          <w:delText xml:space="preserve">configurations, integrations and </w:delText>
         </w:r>
       </w:del>
-      <w:ins w:id="15" w:author="LQ.AI Commercial counsel" w:date="2026-06-22T15:10:52Z" w16du:dateUtc="2026-06-22T15:10:52Z">
-        <w:r>
-          <w:t>The Licensee retains all intellectual property rights in any configurations and integrations created by or specifically for the Licensee in connection with its use of the Software. The Licensee grants the Licensor a non-exclusive, royalty-free, worldwide licence to use such configurations and integrations solely to provide the Software to the Licensee. Any intellectual property rights in any feedback provided by the Licensee</w:t>
-        </w:r>
-      </w:ins>
-      <w:commentRangeEnd w:id="7"/>
+      <w:commentRangeEnd w:id="15"/>
       <w:r>
         <w:rPr>
           <w:rStyle w:val="CommentReference"/>
         </w:rPr>
-        <w:commentReference w:id="7"/>
+        <w:commentReference w:id="15"/>
       </w:r>
       <w:r>
-        <w:t xml:space="preserve"> shall vest exclusively in the Licensor upon creation.</w:t>
+        <w:t>feedback created in connection with the Software shall vest exclusively in the Licensor upon creation.</w:t>
+      </w:r>
+      <w:commentRangeStart w:id="14"/>
+      <w:ins w:id="27" w:author="LQ.AI Commercial counsel" w:date="2026-06-24T09:16:42Z" w16du:dateUtc="2026-06-24T09:16:42Z">
+        <w:r>
+          <w:t xml:space="preserve"> Configurations and integrations created by the Licensee in connection with the Software are the Licensee's intellectual property, and the Licensee grants the Licensor a non-exclusive, royalty-free licence to use them solely to provide the Software to the Licensee.</w:t>
+        </w:r>
+      </w:ins>
+      <w:commentRangeEnd w:id="14"/>
+      <w:r>
+        <w:rPr>
+          <w:rStyle w:val="CommentReference"/>
+        </w:rPr>
+        <w:commentReference w:id="14"/>
       </w:r>
     </w:p>
     <w:p>
@@ -157,26 +168,23 @@
       <w:r>
         <w:t xml:space="preserve">The Licensee grants the Licensor a </w:t>
       </w:r>
-      <w:commentRangeStart w:id="6"/>
-      <w:del w:id="12" w:author="LQ.AI Commercial counsel" w:date="2026-06-22T15:10:52Z" w16du:dateUtc="2026-06-22T15:10:52Z">
+      <w:commentRangeStart w:id="13"/>
+      <w:del w:id="25" w:author="LQ.AI Commercial counsel" w:date="2026-06-24T09:16:42Z" w16du:dateUtc="2026-06-24T09:16:42Z">
         <w:r>
-          <w:delText>perpetual, irrevocable, worldwide, royalty-free licence to use, reproduce and create derivative works from Licensee Content for any purpose, including to train the Licensor's models and</w:delText>
+          <w:delText>perpetual, irrevocable, worldwide, royalty-free licence to use, reproduce and create derivative works from Licensee Content for any purpose, including to train the Licensor's models and improve its products.</w:delText>
         </w:r>
       </w:del>
-      <w:ins w:id="13" w:author="LQ.AI Commercial counsel" w:date="2026-06-22T15:10:52Z" w16du:dateUtc="2026-06-22T15:10:52Z">
+      <w:ins w:id="26" w:author="LQ.AI Commercial counsel" w:date="2026-06-24T09:16:42Z" w16du:dateUtc="2026-06-24T09:16:42Z">
         <w:r>
-          <w:t>non-exclusive, royalty-free, worldwide licence to use, reproduce and create derivative works from Licensee Content solely to the extent necessary to provide the Software to the Licensee during the Term. The Licensor shall not use Licensee Content to train its models or</w:t>
+          <w:t>non-exclusive, worldwide, royalty-free licence to use, reproduce and create derivative works from Licensee Content solely to provide the Software to the Licensee and for no other purpose.</w:t>
         </w:r>
       </w:ins>
-      <w:commentRangeEnd w:id="6"/>
+      <w:commentRangeEnd w:id="13"/>
       <w:r>
         <w:rPr>
           <w:rStyle w:val="CommentReference"/>
         </w:rPr>
-        <w:commentReference w:id="6"/>
-      </w:r>
-      <w:r>
-        <w:t xml:space="preserve"> improve its products.</w:t>
+        <w:commentReference w:id="13"/>
       </w:r>
     </w:p>
     <w:p>
@@ -188,23 +196,26 @@
       </w:r>
     </w:p>
     <w:p>
-      <w:commentRangeStart w:id="5"/>
-      <w:del w:id="10" w:author="LQ.AI Commercial counsel" w:date="2026-06-22T15:10:52Z" w16du:dateUtc="2026-06-22T15:10:52Z">
+      <w:r>
+        <w:t xml:space="preserve">THE SOFTWARE IS PROVIDED "AS IS" AND THE LICENSOR DISCLAIMS ALL WARRANTIES, WHETHER EXPRESS, IMPLIED OR STATUTORY, INCLUDING MERCHANTABILITY, FITNESS FOR A PARTICULAR PURPOSE AND </w:t>
+      </w:r>
+      <w:commentRangeStart w:id="12"/>
+      <w:del w:id="23" w:author="LQ.AI Commercial counsel" w:date="2026-06-24T09:16:42Z" w16du:dateUtc="2026-06-24T09:16:42Z">
         <w:r>
-          <w:delText>THE SOFTWARE IS PROVIDED "AS IS" AND THE LICENSOR DISCLAIMS ALL WARRANTIES, WHETHER EXPRESS, IMPLIED OR STATUTORY, INCLUDING MERCHANTABILITY, FITNESS FOR A PARTICULAR PURPOSE AND NON-INFRINGEMENT.</w:delText>
+          <w:delText>NON-INFRINGEMENT.</w:delText>
         </w:r>
       </w:del>
-      <w:ins w:id="11" w:author="LQ.AI Commercial counsel" w:date="2026-06-22T15:10:52Z" w16du:dateUtc="2026-06-22T15:10:52Z">
+      <w:ins w:id="24" w:author="LQ.AI Commercial counsel" w:date="2026-06-24T09:16:42Z" w16du:dateUtc="2026-06-24T09:16:42Z">
         <w:r>
-          <w:t>The Licensor warrants that (a) the Software will materially perform in accordance with its applicable documentation, (b) the Licensor has the right and authority to grant the licences granted under this Agreement, and (c) the Software does not contain any viruses, malware or other harmful code. EXCEPT AS EXPRESSLY SET FORTH IN THIS AGREEMENT, THE SOFTWARE IS PROVIDED "AS IS" AND THE LICENSOR DISCLAIMS ALL OTHER WARRANTIES, WHETHER EXPRESS, IMPLIED OR STATUTORY, INCLUDING MERCHANTABILITY AND FITNESS FOR A PARTICULAR PURPOSE.</w:t>
+          <w:t>NON-INFRINGEMENT, EXCEPT THAT THE LICENSOR WARRANTS THAT (A) THE SOFTWARE WILL CONFORM IN ALL MATERIAL RESPECTS TO ITS DOCUMENTATION, AND (B) THE SOFTWARE DOES NOT INFRINGE ANY THIRD PARTY INTELLECTUAL PROPERTY RIGHTS.</w:t>
         </w:r>
       </w:ins>
-      <w:commentRangeEnd w:id="5"/>
+      <w:commentRangeEnd w:id="12"/>
       <w:r>
         <w:rPr>
           <w:rStyle w:val="CommentReference"/>
         </w:rPr>
-        <w:commentReference w:id="5"/>
+        <w:commentReference w:id="12"/>
       </w:r>
     </w:p>
     <w:p>
@@ -216,21 +227,66 @@
       </w:r>
     </w:p>
     <w:p>
-      <w:r>
-        <w:t>The Licensee shall indemnify, defend and hold harmless the Licensor and its officers against any and all claims, losses, damages and expenses arising from or in connection with the Licensee's use of the Software or the Licensee Content.</w:t>
-      </w:r>
-    </w:p>
-    <w:p>
-      <w:pPr>
-        <w:rPr>
-          <w:ins w:id="9" w:author="LQ.AI Commercial counsel" w:date="2026-06-22T15:10:52Z" w16du:dateUtc="2026-06-22T15:10:52Z"/>
-        </w:rPr>
-      </w:pPr>
-      <w:ins w:id="9" w:author="LQ.AI Commercial counsel" w:date="2026-06-22T15:10:52Z" w16du:dateUtc="2026-06-22T15:10:52Z">
+      <w:commentRangeStart w:id="11"/>
+      <w:del w:id="21" w:author="LQ.AI Commercial counsel" w:date="2026-06-24T09:16:42Z" w16du:dateUtc="2026-06-24T09:16:42Z">
         <w:r>
-          <w:t>The Licensor shall indemnify, defend and hold harmless the Licensee and its officers against any and all claims, losses, damages and expenses arising from or in connection with (a) any claim that the Software infringes any third-party intellectual property rights, or (b) the Licensor's breach of its obligations under this Agreement.</w:t>
+          <w:delText>The Licensee</w:delText>
+        </w:r>
+      </w:del>
+      <w:ins w:id="22" w:author="LQ.AI Commercial counsel" w:date="2026-06-24T09:16:42Z" w16du:dateUtc="2026-06-24T09:16:42Z">
+        <w:r>
+          <w:t>Each party</w:t>
         </w:r>
       </w:ins>
+      <w:commentRangeEnd w:id="11"/>
+      <w:r>
+        <w:rPr>
+          <w:rStyle w:val="CommentReference"/>
+        </w:rPr>
+        <w:commentReference w:id="11"/>
+      </w:r>
+      <w:r>
+        <w:t xml:space="preserve"> shall indemnify, defend and hold harmless the </w:t>
+      </w:r>
+      <w:commentRangeStart w:id="10"/>
+      <w:del w:id="19" w:author="LQ.AI Commercial counsel" w:date="2026-06-24T09:16:42Z" w16du:dateUtc="2026-06-24T09:16:42Z">
+        <w:r>
+          <w:delText>Licensor</w:delText>
+        </w:r>
+      </w:del>
+      <w:ins w:id="20" w:author="LQ.AI Commercial counsel" w:date="2026-06-24T09:16:42Z" w16du:dateUtc="2026-06-24T09:16:42Z">
+        <w:r>
+          <w:t>other party</w:t>
+        </w:r>
+      </w:ins>
+      <w:commentRangeEnd w:id="10"/>
+      <w:r>
+        <w:rPr>
+          <w:rStyle w:val="CommentReference"/>
+        </w:rPr>
+        <w:commentReference w:id="10"/>
+      </w:r>
+      <w:r>
+        <w:t xml:space="preserve"> and its officers against any and all claims, losses, damages and expenses arising from or in connection with </w:t>
+      </w:r>
+      <w:commentRangeStart w:id="9"/>
+      <w:del w:id="17" w:author="LQ.AI Commercial counsel" w:date="2026-06-24T09:16:42Z" w16du:dateUtc="2026-06-24T09:16:42Z">
+        <w:r>
+          <w:delText>the Licensee's use of the Software or the Licensee Content.</w:delText>
+        </w:r>
+      </w:del>
+      <w:ins w:id="18" w:author="LQ.AI Commercial counsel" w:date="2026-06-24T09:16:42Z" w16du:dateUtc="2026-06-24T09:16:42Z">
+        <w:r>
+          <w:t>that party's breach of this Agreement. Additionally, the Licensor shall indemnify, defend and hold harmless the Licensee against any claim that the Software infringes a third party's intellectual property rights.</w:t>
+        </w:r>
+      </w:ins>
+      <w:commentRangeEnd w:id="9"/>
+      <w:r>
+        <w:rPr>
+          <w:rStyle w:val="CommentReference"/>
+        </w:rPr>
+        <w:commentReference w:id="9"/>
+      </w:r>
     </w:p>
     <w:p>
       <w:pPr>
@@ -244,26 +300,44 @@
       <w:r>
         <w:t xml:space="preserve">The Licensor's total liability arising out of or in connection with this Agreement shall not exceed the fees paid by the Licensee in the three (3) months preceding the </w:t>
       </w:r>
-      <w:commentRangeStart w:id="4"/>
-      <w:del w:id="7" w:author="LQ.AI Commercial counsel" w:date="2026-06-22T15:10:52Z" w16du:dateUtc="2026-06-22T15:10:52Z">
+      <w:commentRangeStart w:id="8"/>
+      <w:del w:id="15" w:author="LQ.AI Commercial counsel" w:date="2026-06-24T09:16:42Z" w16du:dateUtc="2026-06-24T09:16:42Z">
         <w:r>
           <w:delText>claim.</w:delText>
         </w:r>
       </w:del>
-      <w:ins w:id="8" w:author="LQ.AI Commercial counsel" w:date="2026-06-22T15:10:52Z" w16du:dateUtc="2026-06-22T15:10:52Z">
+      <w:ins w:id="16" w:author="LQ.AI Commercial counsel" w:date="2026-06-24T09:16:42Z" w16du:dateUtc="2026-06-24T09:16:42Z">
         <w:r>
-          <w:t>claim, provided that this limitation shall not apply to (a) the Licensor's indemnification obligations under this Agreement, (b) claims arising from the Licensor's infringement of third-party intellectual property rights, (c) breach of confidentiality, (d) death or personal injury caused by the Licensor's negligence, or (e) fraud or wilful misconduct.</w:t>
+          <w:t>claim, provided that this cap shall not apply to (i) the Licensor's indemnification obligations under clause 7, (ii) breaches of confidentiality obligations, (iii) breaches of the Licence or intellectual property rights, or (iv) any breach causing loss of or unauthorised access to Licensee Content.</w:t>
         </w:r>
       </w:ins>
-      <w:commentRangeEnd w:id="4"/>
+      <w:commentRangeEnd w:id="8"/>
       <w:r>
         <w:rPr>
           <w:rStyle w:val="CommentReference"/>
         </w:rPr>
-        <w:commentReference w:id="4"/>
+        <w:commentReference w:id="8"/>
       </w:r>
       <w:r>
-        <w:t xml:space="preserve"> In no event shall the Licensor be liable for any indirect, incidental or consequential damages, or any loss of profits, revenue or data.</w:t>
+        <w:t xml:space="preserve"> In no event shall </w:t>
+      </w:r>
+      <w:commentRangeStart w:id="7"/>
+      <w:del w:id="13" w:author="LQ.AI Commercial counsel" w:date="2026-06-24T09:16:42Z" w16du:dateUtc="2026-06-24T09:16:42Z">
+        <w:r>
+          <w:delText>the Licensor be liable for any indirect, incidental or consequential damages, or any loss of profits, revenue or data.</w:delText>
+        </w:r>
+      </w:del>
+      <w:ins w:id="14" w:author="LQ.AI Commercial counsel" w:date="2026-06-24T09:16:42Z" w16du:dateUtc="2026-06-24T09:16:42Z">
+        <w:r>
+          <w:t>either party be liable for any indirect, incidental or consequential damages, or any loss of profits, revenue or data, except that this exclusion shall not apply to (i) breaches of confidentiality or intellectual property rights, (ii) the Licensor's indemnification obligations under clause 7, or (iii) any breach causing loss of or unauthorised access to Licensee Content.</w:t>
+        </w:r>
+      </w:ins>
+      <w:commentRangeEnd w:id="7"/>
+      <w:r>
+        <w:rPr>
+          <w:rStyle w:val="CommentReference"/>
+        </w:rPr>
+        <w:commentReference w:id="7"/>
       </w:r>
     </w:p>
     <w:p>
@@ -278,15 +352,78 @@
       <w:r>
         <w:t xml:space="preserve">This Agreement renews automatically for successive one (1) year </w:t>
       </w:r>
-      <w:commentRangeStart w:id="3"/>
-      <w:del w:id="5" w:author="LQ.AI Commercial counsel" w:date="2026-06-22T15:10:52Z" w16du:dateUtc="2026-06-22T15:10:52Z">
+      <w:commentRangeStart w:id="6"/>
+      <w:del w:id="11" w:author="LQ.AI Commercial counsel" w:date="2026-06-24T09:16:42Z" w16du:dateUtc="2026-06-24T09:16:42Z">
         <w:r>
           <w:delText>terms.</w:delText>
         </w:r>
       </w:del>
-      <w:ins w:id="6" w:author="LQ.AI Commercial counsel" w:date="2026-06-22T15:10:52Z" w16du:dateUtc="2026-06-22T15:10:52Z">
+      <w:ins w:id="12" w:author="LQ.AI Commercial counsel" w:date="2026-06-24T09:16:42Z" w16du:dateUtc="2026-06-24T09:16:42Z">
         <w:r>
-          <w:t>terms unless either party gives written notice of non-renewal at least thirty (30) days before the end of the then-current term.</w:t>
+          <w:t>terms unless either party gives written notice of non-renewal at least 60 days before the end of the then-current term.</w:t>
+        </w:r>
+      </w:ins>
+      <w:commentRangeEnd w:id="6"/>
+      <w:r>
+        <w:rPr>
+          <w:rStyle w:val="CommentReference"/>
+        </w:rPr>
+        <w:commentReference w:id="6"/>
+      </w:r>
+      <w:r>
+        <w:t xml:space="preserve"> </w:t>
+      </w:r>
+      <w:commentRangeStart w:id="5"/>
+      <w:del w:id="9" w:author="LQ.AI Commercial counsel" w:date="2026-06-24T09:16:42Z" w16du:dateUtc="2026-06-24T09:16:42Z">
+        <w:r>
+          <w:delText>The Licensee may not</w:delText>
+        </w:r>
+      </w:del>
+      <w:ins w:id="10" w:author="LQ.AI Commercial counsel" w:date="2026-06-24T09:16:42Z" w16du:dateUtc="2026-06-24T09:16:42Z">
+        <w:r>
+          <w:t>Either party may</w:t>
+        </w:r>
+      </w:ins>
+      <w:commentRangeEnd w:id="5"/>
+      <w:r>
+        <w:rPr>
+          <w:rStyle w:val="CommentReference"/>
+        </w:rPr>
+        <w:commentReference w:id="5"/>
+      </w:r>
+      <w:r>
+        <w:t xml:space="preserve"> terminate for </w:t>
+      </w:r>
+      <w:commentRangeStart w:id="4"/>
+      <w:del w:id="7" w:author="LQ.AI Commercial counsel" w:date="2026-06-24T09:16:42Z" w16du:dateUtc="2026-06-24T09:16:42Z">
+        <w:r>
+          <w:delText>convenience.</w:delText>
+        </w:r>
+      </w:del>
+      <w:ins w:id="8" w:author="LQ.AI Commercial counsel" w:date="2026-06-24T09:16:42Z" w16du:dateUtc="2026-06-24T09:16:42Z">
+        <w:r>
+          <w:t>convenience on 60 days' written notice.</w:t>
+        </w:r>
+      </w:ins>
+      <w:commentRangeEnd w:id="4"/>
+      <w:r>
+        <w:rPr>
+          <w:rStyle w:val="CommentReference"/>
+        </w:rPr>
+        <w:commentReference w:id="4"/>
+      </w:r>
+      <w:r>
+        <w:t xml:space="preserve"> </w:t>
+      </w:r>
+      <w:commentRangeStart w:id="3"/>
+      <w:del w:id="5" w:author="LQ.AI Commercial counsel" w:date="2026-06-24T09:16:42Z" w16du:dateUtc="2026-06-24T09:16:42Z">
+        <w:r>
+          <w:delText>The Licensor</w:delText>
+        </w:r>
+      </w:del>
+      <w:ins w:id="6" w:author="LQ.AI Commercial counsel" w:date="2026-06-24T09:16:42Z" w16du:dateUtc="2026-06-24T09:16:42Z">
+        <w:r>
+          <w:t>Either party</w:t>
         </w:r>
       </w:ins>
       <w:commentRangeEnd w:id="3"/>
@@ -297,17 +434,17 @@
         <w:commentReference w:id="3"/>
       </w:r>
       <w:r>
-        <w:t xml:space="preserve"> The Licensee may </w:t>
+        <w:t xml:space="preserve"> may terminate </w:t>
       </w:r>
       <w:commentRangeStart w:id="2"/>
-      <w:del w:id="3" w:author="LQ.AI Commercial counsel" w:date="2026-06-22T15:10:52Z" w16du:dateUtc="2026-06-22T15:10:52Z">
+      <w:del w:id="3" w:author="LQ.AI Commercial counsel" w:date="2026-06-24T09:16:42Z" w16du:dateUtc="2026-06-24T09:16:42Z">
         <w:r>
-          <w:delText>not terminate for convenience.</w:delText>
+          <w:delText>at any time</w:delText>
         </w:r>
       </w:del>
-      <w:ins w:id="4" w:author="LQ.AI Commercial counsel" w:date="2026-06-22T15:10:52Z" w16du:dateUtc="2026-06-22T15:10:52Z">
+      <w:ins w:id="4" w:author="LQ.AI Commercial counsel" w:date="2026-06-24T09:16:42Z" w16du:dateUtc="2026-06-24T09:16:42Z">
         <w:r>
-          <w:t>terminate this Agreement for convenience at any time on thirty (30) days' written notice, in which case fees shall be prorated to the effective date of termination.</w:t>
+          <w:t>this Agreement</w:t>
         </w:r>
       </w:ins>
       <w:commentRangeEnd w:id="2"/>
@@ -318,17 +455,17 @@
         <w:commentReference w:id="2"/>
       </w:r>
       <w:r>
-        <w:t xml:space="preserve"> </w:t>
+        <w:t xml:space="preserve"> on </w:t>
       </w:r>
       <w:commentRangeStart w:id="1"/>
-      <w:del w:id="1" w:author="LQ.AI Commercial counsel" w:date="2026-06-22T15:10:52Z" w16du:dateUtc="2026-06-22T15:10:52Z">
+      <w:del w:id="1" w:author="LQ.AI Commercial counsel" w:date="2026-06-24T09:16:42Z" w16du:dateUtc="2026-06-24T09:16:42Z">
         <w:r>
-          <w:delText>The Licensor may terminate at any time on thirty (30) days</w:delText>
+          <w:delText>thirty (30) days notice.</w:delText>
         </w:r>
       </w:del>
-      <w:ins w:id="2" w:author="LQ.AI Commercial counsel" w:date="2026-06-22T15:10:52Z" w16du:dateUtc="2026-06-22T15:10:52Z">
+      <w:ins w:id="2" w:author="LQ.AI Commercial counsel" w:date="2026-06-24T09:16:42Z" w16du:dateUtc="2026-06-24T09:16:42Z">
         <w:r>
-          <w:t>Either party may terminate this Agreement on written notice if the other party materially breaches this Agreement and fails to cure that breach within thirty (30) days of written</w:t>
+          <w:t>30 days' written notice if the other party commits a material breach that remains unremedied for 30 days following written notice of the breach.</w:t>
         </w:r>
       </w:ins>
       <w:commentRangeEnd w:id="1"/>
@@ -337,9 +474,6 @@
           <w:rStyle w:val="CommentReference"/>
         </w:rPr>
         <w:commentReference w:id="1"/>
-      </w:r>
-      <w:r>
-        <w:t xml:space="preserve"> notice.</w:t>
       </w:r>
     </w:p>
     <w:p>
@@ -367,7 +501,7 @@
 
 <file path=word/comments1.xml><?xml version="1.0" encoding="utf-8"?>
 <w:comments xmlns:w="http://schemas.openxmlformats.org/wordprocessingml/2006/main" xmlns:w14="http://schemas.microsoft.com/office/word/2010/wordml" xmlns:w15="http://schemas.microsoft.com/office/word/2012/wordml" xmlns:w16cid="http://schemas.microsoft.com/office/word/2016/wordml/cid" xmlns:w16cex="http://schemas.microsoft.com/office/word/2018/wordml/cex" xmlns:mc="http://schemas.openxmlformats.org/markup-compatibility/2006" mc:Ignorable="w14 w15 w16cid w16cex">
-  <w:comment w:id="1" w:author="LQ.AI Commercial counsel" w:date="2026-06-22T15:10:52Z" w:initials="LCC">
+  <w:comment w:id="1" w:author="LQ.AI Commercial counsel" w:date="2026-06-24T09:16:42Z" w:initials="LCC">
     <w:p>
       <w:pPr>
         <w:pStyle w:val="CommentText"/>
@@ -379,11 +513,11 @@
         <w:annotationRef/>
       </w:r>
       <w:r>
-        <w:t>Giving the Licensor a unilateral right to walk away on 30 days' notice devalues our subscription entirely — we could be left stranded. Mutual termination for material breach with cure is the balanced standard.</w:t>
+        <w:t>Adds mutual for-cause termination conditions with notice, material breach requirement and cure period, replacing the Licensor's unilateral at-will termination right entirely.</w:t>
       </w:r>
     </w:p>
   </w:comment>
-  <w:comment w:id="2" w:author="LQ.AI Commercial counsel" w:date="2026-06-22T15:10:52Z" w:initials="LCC">
+  <w:comment w:id="2" w:author="LQ.AI Commercial counsel" w:date="2026-06-24T09:16:42Z" w:initials="LCC">
     <w:p>
       <w:pPr>
         <w:pStyle w:val="CommentText"/>
@@ -395,11 +529,11 @@
         <w:annotationRef/>
       </w:r>
       <w:r>
-        <w:t>No termination-for-convenience means we are locked in even if the software no longer meets our needs. A convenience termination with prorated fees is standard in balanced commercial agreements.</w:t>
+        <w:t>Removes the Licensor's unilateral 'at any time' language and introduces a mutual for-cause structure requiring material breach and cure opportunity.</w:t>
       </w:r>
     </w:p>
   </w:comment>
-  <w:comment w:id="3" w:author="LQ.AI Commercial counsel" w:date="2026-06-22T15:10:52Z" w:initials="LCC">
+  <w:comment w:id="3" w:author="LQ.AI Commercial counsel" w:date="2026-06-24T09:16:42Z" w:initials="LCC">
     <w:p>
       <w:pPr>
         <w:pStyle w:val="CommentText"/>
@@ -411,11 +545,11 @@
         <w:annotationRef/>
       </w:r>
       <w:r>
-        <w:t>Auto-renewal without an opt-out locks us in perpetually. Adding a standard non-renewal notice period lets us exit at the end of a term without breaching.</w:t>
+        <w:t>Changes the Licensor's unilateral at-will termination right into a mutual right available to either party, creating balanced termination provisions.</w:t>
       </w:r>
     </w:p>
   </w:comment>
-  <w:comment w:id="4" w:author="LQ.AI Commercial counsel" w:date="2026-06-22T15:10:52Z" w:initials="LCC">
+  <w:comment w:id="4" w:author="LQ.AI Commercial counsel" w:date="2026-06-24T09:16:42Z" w:initials="LCC">
     <w:p>
       <w:pPr>
         <w:pStyle w:val="CommentText"/>
@@ -427,11 +561,11 @@
         <w:annotationRef/>
       </w:r>
       <w:r>
-        <w:t>A three-month fee cap without carve-outs means even a catastrophic IP infringement or data breach is capped at a trivial amount. Standard carve-outs for indemnity, IP infringement, confidentiality, personal injury, and fraud ensure meaningful protection exists where it matters most.</w:t>
+        <w:t>Adds a reasonable 60-day notice period to the mutual termination for convenience right so the other party has adequate time to transition services off the platform.</w:t>
       </w:r>
     </w:p>
   </w:comment>
-  <w:comment w:id="5" w:author="LQ.AI Commercial counsel" w:date="2026-06-22T15:10:52Z" w:initials="LCC">
+  <w:comment w:id="5" w:author="LQ.AI Commercial counsel" w:date="2026-06-24T09:16:42Z" w:initials="LCC">
     <w:p>
       <w:pPr>
         <w:pStyle w:val="CommentText"/>
@@ -443,11 +577,11 @@
         <w:annotationRef/>
       </w:r>
       <w:r>
-        <w:t>An 'as is' disclaimer without any Licensor warranties leaves us with no remedy if the software doesn't work, infringes someone's rights, or contains malware. Adding three basic warranties — conformance to documentation, authority to licence, no malware — is standard in any balanced software licence. Non-infringement is removed from the disclaimer because it is addressed by the IP indemnity.</w:t>
+        <w:t>Turns a one-sided restriction against the Licensee terminating into a mutual right for either party, which is standard balanced termination practice in commercial agreements.</w:t>
       </w:r>
     </w:p>
   </w:comment>
-  <w:comment w:id="6" w:author="LQ.AI Commercial counsel" w:date="2026-06-22T15:10:52Z" w:initials="LCC">
+  <w:comment w:id="6" w:author="LQ.AI Commercial counsel" w:date="2026-06-24T09:16:42Z" w:initials="LCC">
     <w:p>
       <w:pPr>
         <w:pStyle w:val="CommentText"/>
@@ -459,11 +593,11 @@
         <w:annotationRef/>
       </w:r>
       <w:r>
-        <w:t>A perpetual, irrevocable licence for 'any purpose' including model training gives the Licensor unlimited rights to our data, including for competing products. Narrowing to what is operationally necessary to deliver the service is essential; prohibition on model training is an absolute must-have given industry sensitivity around customer data being used to train AI models.</w:t>
+        <w:t>Gives the Licensee an express contractual right to decline automatic renewal by providing notice before the end of a term, which is standard commercial practice and prevents inadvertent lock-in to successive terms.</w:t>
       </w:r>
     </w:p>
   </w:comment>
-  <w:comment w:id="7" w:author="LQ.AI Commercial counsel" w:date="2026-06-22T15:10:52Z" w:initials="LCC">
+  <w:comment w:id="7" w:author="LQ.AI Commercial counsel" w:date="2026-06-24T09:16:42Z" w:initials="LCC">
     <w:p>
       <w:pPr>
         <w:pStyle w:val="CommentText"/>
@@ -475,11 +609,11 @@
         <w:annotationRef/>
       </w:r>
       <w:r>
-        <w:t>The original clause strips the Licensee of IP in its own configurations and integrations — its unique setup and data mappings. Standard industry practice is that customer-specific configurations belong to the customer; only feedback (suggestions for product improvement) is appropriately assigned to the vendor.</w:t>
+        <w:t>Mutualises the consequential exclusion fairly but carves out the same high-risk heads — confidentiality, IP, indemnity and data — so the Licensee can recover for its most material exposures to loss.</w:t>
       </w:r>
     </w:p>
   </w:comment>
-  <w:comment w:id="8" w:author="LQ.AI Commercial counsel" w:date="2026-06-22T15:10:52Z" w:initials="LCC">
+  <w:comment w:id="8" w:author="LQ.AI Commercial counsel" w:date="2026-06-24T09:16:42Z" w:initials="LCC">
     <w:p>
       <w:pPr>
         <w:pStyle w:val="CommentText"/>
@@ -491,11 +625,11 @@
         <w:annotationRef/>
       </w:r>
       <w:r>
-        <w:t>'Under all circumstances' means we have no remedy even if the Licensor fails to deliver. Carving out a refund right for Licensor breach is a basic fairness protection.</w:t>
+        <w:t>Carves out indemnity, confidentiality, IP and data breach from the three-month fee cap; these are high-risk heads of loss where a low cap would leave the Licensee exposed without adequate remedy.</w:t>
       </w:r>
     </w:p>
   </w:comment>
-  <w:comment w:id="9" w:author="LQ.AI Commercial counsel" w:date="2026-06-22T15:10:52Z" w:initials="LCC">
+  <w:comment w:id="9" w:author="LQ.AI Commercial counsel" w:date="2026-06-24T09:16:42Z" w:initials="LCC">
     <w:p>
       <w:pPr>
         <w:pStyle w:val="CommentText"/>
@@ -507,11 +641,11 @@
         <w:annotationRef/>
       </w:r>
       <w:r>
-        <w:t>'At any time on notice' gives the Licensor unlimited power to raise prices mid-term. Limiting increases to annual intervals with longer notice protects budget predictability and is commercially reasonable.</w:t>
+        <w:t>Narrows the indemnity trigger from open-ended 'use of Software' to breach of the agreement, and adds a reciprocal Licensor IP infringement indemnity which is critical protection for any software licensee.</w:t>
       </w:r>
     </w:p>
   </w:comment>
-  <w:comment w:id="10" w:author="LQ.AI Commercial counsel" w:date="2026-06-22T15:10:52Z" w:initials="LCC">
+  <w:comment w:id="10" w:author="LQ.AI Commercial counsel" w:date="2026-06-24T09:16:42Z" w:initials="LCC">
     <w:p>
       <w:pPr>
         <w:pStyle w:val="CommentText"/>
@@ -523,7 +657,135 @@
         <w:annotationRef/>
       </w:r>
       <w:r>
-        <w:t>Unlimited suspension at sole discretion without notice gives the Licensor an unchecked weapon to shut off our business-critical access. Narrowing to material breach with a cure period is standard in balanced commercial agreements.</w:t>
+        <w:t>Conforms the identity of the protected party to the mutualised indemnity structure so each party protects the other rather than only the Licensor receiving indemnification protection.</w:t>
+      </w:r>
+    </w:p>
+  </w:comment>
+  <w:comment w:id="11" w:author="LQ.AI Commercial counsel" w:date="2026-06-24T09:16:42Z" w:initials="LCC">
+    <w:p>
+      <w:pPr>
+        <w:pStyle w:val="CommentText"/>
+      </w:pPr>
+      <w:r>
+        <w:rPr>
+          <w:rStyle w:val="CommentReference"/>
+        </w:rPr>
+        <w:annotationRef/>
+      </w:r>
+      <w:r>
+        <w:t>Mutualises the indemnity obligation so that both the Licensor and the Licensee bear responsibility for their own respective breaches, rather than placing the entire burden on the Licensee alone.</w:t>
+      </w:r>
+    </w:p>
+  </w:comment>
+  <w:comment w:id="12" w:author="LQ.AI Commercial counsel" w:date="2026-06-24T09:16:42Z" w:initials="LCC">
+    <w:p>
+      <w:pPr>
+        <w:pStyle w:val="CommentText"/>
+      </w:pPr>
+      <w:r>
+        <w:rPr>
+          <w:rStyle w:val="CommentReference"/>
+        </w:rPr>
+        <w:annotationRef/>
+      </w:r>
+      <w:r>
+        <w:t>Adds minimum warranties for conformity to documentation and non-infringement of third party IP rights, which are standard in commercial software licences and protect the Licensee's basic expectations when purchasing and running licensed software.</w:t>
+      </w:r>
+    </w:p>
+  </w:comment>
+  <w:comment w:id="13" w:author="LQ.AI Commercial counsel" w:date="2026-06-24T09:16:42Z" w:initials="LCC">
+    <w:p>
+      <w:pPr>
+        <w:pStyle w:val="CommentText"/>
+      </w:pPr>
+      <w:r>
+        <w:rPr>
+          <w:rStyle w:val="CommentReference"/>
+        </w:rPr>
+        <w:annotationRef/>
+      </w:r>
+      <w:r>
+        <w:t>Narrows the Licensee Content licence from perpetual, irrevocable, any-purpose (including model training) to non-exclusive and service-delivery-only, protecting the Licensee's data sovereignty.</w:t>
+      </w:r>
+    </w:p>
+  </w:comment>
+  <w:comment w:id="14" w:author="LQ.AI Commercial counsel" w:date="2026-06-24T09:16:42Z" w:initials="LCC">
+    <w:p>
+      <w:pPr>
+        <w:pStyle w:val="CommentText"/>
+      </w:pPr>
+      <w:r>
+        <w:rPr>
+          <w:rStyle w:val="CommentReference"/>
+        </w:rPr>
+        <w:annotationRef/>
+      </w:r>
+      <w:r>
+        <w:t>Confirms the Licensee owns its configurations and integrations and grants the Licensor only the minimal licence needed to provide the Software to the Licensee, preventing reuse for other customers.</w:t>
+      </w:r>
+    </w:p>
+  </w:comment>
+  <w:comment w:id="15" w:author="LQ.AI Commercial counsel" w:date="2026-06-24T09:16:42Z" w:initials="LCC">
+    <w:p>
+      <w:pPr>
+        <w:pStyle w:val="CommentText"/>
+      </w:pPr>
+      <w:r>
+        <w:rPr>
+          <w:rStyle w:val="CommentReference"/>
+        </w:rPr>
+        <w:annotationRef/>
+      </w:r>
+      <w:r>
+        <w:t>Removes configurations and integrations from automatic vesting because the Licensee creates its own configurations and integrations to use the Software; those should belong to the Licensee as its own work product.</w:t>
+      </w:r>
+    </w:p>
+  </w:comment>
+  <w:comment w:id="16" w:author="LQ.AI Commercial counsel" w:date="2026-06-24T09:16:42Z" w:initials="LCC">
+    <w:p>
+      <w:pPr>
+        <w:pStyle w:val="CommentText"/>
+      </w:pPr>
+      <w:r>
+        <w:rPr>
+          <w:rStyle w:val="CommentReference"/>
+        </w:rPr>
+        <w:annotationRef/>
+      </w:r>
+      <w:r>
+        <w:t>Carves out refund of prepaid fees where the Licensor terminates without cause or the Licensee validly terminates due to a fee increase against the Licensor's own policy.</w:t>
+      </w:r>
+    </w:p>
+  </w:comment>
+  <w:comment w:id="17" w:author="LQ.AI Commercial counsel" w:date="2026-06-24T09:16:42Z" w:initials="LCC">
+    <w:p>
+      <w:pPr>
+        <w:pStyle w:val="CommentText"/>
+      </w:pPr>
+      <w:r>
+        <w:rPr>
+          <w:rStyle w:val="CommentReference"/>
+        </w:rPr>
+        <w:annotationRef/>
+      </w:r>
+      <w:r>
+        <w:t>Adds a 90-day notice period for fee increases and gives the Licensee a termination right to reject the increase without penalty, standard balanced commercial practice.</w:t>
+      </w:r>
+    </w:p>
+  </w:comment>
+  <w:comment w:id="18" w:author="LQ.AI Commercial counsel" w:date="2026-06-24T09:16:42Z" w:initials="LCC">
+    <w:p>
+      <w:pPr>
+        <w:pStyle w:val="CommentText"/>
+      </w:pPr>
+      <w:r>
+        <w:rPr>
+          <w:rStyle w:val="CommentReference"/>
+        </w:rPr>
+        <w:annotationRef/>
+      </w:r>
+      <w:r>
+        <w:t>Replaces unilateral suspension right with a reasonableness standard and 5-day notice requirement, as standard for enterprise software licences where the licensee has production data in the system.</w:t>
       </w:r>
     </w:p>
   </w:comment>
@@ -532,46 +794,70 @@
 
 <file path=word/commentsExtended1.xml><?xml version="1.0" encoding="utf-8"?>
 <w15:commentsEx xmlns:w15="http://schemas.microsoft.com/office/word/2012/wordml">
-  <w15:commentEx w15:paraId="C44693DD" w15:done="0"/>
-  <w15:commentEx w15:paraId="89EEF0DE" w15:done="0"/>
-  <w15:commentEx w15:paraId="C9B243F2" w15:done="0"/>
-  <w15:commentEx w15:paraId="73EDF0DA" w15:done="0"/>
-  <w15:commentEx w15:paraId="72F783C0" w15:done="0"/>
-  <w15:commentEx w15:paraId="55A24326" w15:done="0"/>
-  <w15:commentEx w15:paraId="FC93B426" w15:done="0"/>
-  <w15:commentEx w15:paraId="2F41DB9B" w15:done="0"/>
-  <w15:commentEx w15:paraId="9A7D3D8B" w15:done="0"/>
-  <w15:commentEx w15:paraId="C6B640EE" w15:done="0"/>
+  <w15:commentEx w15:paraId="E7C811C0" w15:done="0"/>
+  <w15:commentEx w15:paraId="9DB77ABA" w15:done="0"/>
+  <w15:commentEx w15:paraId="695EF996" w15:done="0"/>
+  <w15:commentEx w15:paraId="294C924C" w15:done="0"/>
+  <w15:commentEx w15:paraId="503062AB" w15:done="0"/>
+  <w15:commentEx w15:paraId="1FEC1AE2" w15:done="0"/>
+  <w15:commentEx w15:paraId="4BC5A2A9" w15:done="0"/>
+  <w15:commentEx w15:paraId="9E0022D6" w15:done="0"/>
+  <w15:commentEx w15:paraId="C4E90197" w15:done="0"/>
+  <w15:commentEx w15:paraId="1C8CD105" w15:done="0"/>
+  <w15:commentEx w15:paraId="0737C5D1" w15:done="0"/>
+  <w15:commentEx w15:paraId="0A6C0759" w15:done="0"/>
+  <w15:commentEx w15:paraId="27388802" w15:done="0"/>
+  <w15:commentEx w15:paraId="AD00D362" w15:done="0"/>
+  <w15:commentEx w15:paraId="51EBFCD2" w15:done="0"/>
+  <w15:commentEx w15:paraId="747AC49E" w15:done="0"/>
+  <w15:commentEx w15:paraId="6D0CEB89" w15:done="0"/>
+  <w15:commentEx w15:paraId="83256920" w15:done="0"/>
 </w15:commentsEx>
 </file>
 
 <file path=word/commentsExtensible1.xml><?xml version="1.0" encoding="utf-8"?>
 <w16cex:commentsExtensible xmlns:w16cex="http://schemas.microsoft.com/office/word/2018/wordml/cex">
-  <w16cex:commentExtensible w16cex:durableId="8C0C71B0" w16cex:dateUtc="2026-06-22T15:10:52Z"/>
-  <w16cex:commentExtensible w16cex:durableId="4CFE4C85" w16cex:dateUtc="2026-06-22T15:10:52Z"/>
-  <w16cex:commentExtensible w16cex:durableId="30758A30" w16cex:dateUtc="2026-06-22T15:10:52Z"/>
-  <w16cex:commentExtensible w16cex:durableId="F7607A7E" w16cex:dateUtc="2026-06-22T15:10:52Z"/>
-  <w16cex:commentExtensible w16cex:durableId="9D7B406B" w16cex:dateUtc="2026-06-22T15:10:52Z"/>
-  <w16cex:commentExtensible w16cex:durableId="9F205116" w16cex:dateUtc="2026-06-22T15:10:52Z"/>
-  <w16cex:commentExtensible w16cex:durableId="9B4EBC3F" w16cex:dateUtc="2026-06-22T15:10:52Z"/>
-  <w16cex:commentExtensible w16cex:durableId="E38378F1" w16cex:dateUtc="2026-06-22T15:10:52Z"/>
-  <w16cex:commentExtensible w16cex:durableId="60D0D004" w16cex:dateUtc="2026-06-22T15:10:52Z"/>
-  <w16cex:commentExtensible w16cex:durableId="EC02D495" w16cex:dateUtc="2026-06-22T15:10:52Z"/>
+  <w16cex:commentExtensible w16cex:durableId="A86D9816" w16cex:dateUtc="2026-06-24T09:16:42Z"/>
+  <w16cex:commentExtensible w16cex:durableId="1FFF27BA" w16cex:dateUtc="2026-06-24T09:16:42Z"/>
+  <w16cex:commentExtensible w16cex:durableId="97A19EEC" w16cex:dateUtc="2026-06-24T09:16:42Z"/>
+  <w16cex:commentExtensible w16cex:durableId="939A5C46" w16cex:dateUtc="2026-06-24T09:16:42Z"/>
+  <w16cex:commentExtensible w16cex:durableId="21A85533" w16cex:dateUtc="2026-06-24T09:16:42Z"/>
+  <w16cex:commentExtensible w16cex:durableId="2C860234" w16cex:dateUtc="2026-06-24T09:16:42Z"/>
+  <w16cex:commentExtensible w16cex:durableId="CAEDCA1E" w16cex:dateUtc="2026-06-24T09:16:42Z"/>
+  <w16cex:commentExtensible w16cex:durableId="39F7B6BF" w16cex:dateUtc="2026-06-24T09:16:42Z"/>
+  <w16cex:commentExtensible w16cex:durableId="8A072025" w16cex:dateUtc="2026-06-24T09:16:42Z"/>
+  <w16cex:commentExtensible w16cex:durableId="7BD1EDF6" w16cex:dateUtc="2026-06-24T09:16:42Z"/>
+  <w16cex:commentExtensible w16cex:durableId="FD518082" w16cex:dateUtc="2026-06-24T09:16:42Z"/>
+  <w16cex:commentExtensible w16cex:durableId="43BAEE3C" w16cex:dateUtc="2026-06-24T09:16:42Z"/>
+  <w16cex:commentExtensible w16cex:durableId="72A9D114" w16cex:dateUtc="2026-06-24T09:16:42Z"/>
+  <w16cex:commentExtensible w16cex:durableId="43E41D98" w16cex:dateUtc="2026-06-24T09:16:42Z"/>
+  <w16cex:commentExtensible w16cex:durableId="8165EC85" w16cex:dateUtc="2026-06-24T09:16:42Z"/>
+  <w16cex:commentExtensible w16cex:durableId="12DCE1FA" w16cex:dateUtc="2026-06-24T09:16:42Z"/>
+  <w16cex:commentExtensible w16cex:durableId="C30BAE77" w16cex:dateUtc="2026-06-24T09:16:42Z"/>
+  <w16cex:commentExtensible w16cex:durableId="7C457141" w16cex:dateUtc="2026-06-24T09:16:42Z"/>
 </w16cex:commentsExtensible>
 </file>
 
 <file path=word/commentsIds1.xml><?xml version="1.0" encoding="utf-8"?>
 <w16cid:commentsIds xmlns:w16cid="http://schemas.microsoft.com/office/word/2016/wordml/cid">
-  <w16cid:commentId w16cid:paraId="C44693DD" w16cid:durableId="8C0C71B0"/>
-  <w16cid:commentId w16cid:paraId="89EEF0DE" w16cid:durableId="4CFE4C85"/>
-  <w16cid:commentId w16cid:paraId="C9B243F2" w16cid:durableId="30758A30"/>
-  <w16cid:commentId w16cid:paraId="73EDF0DA" w16cid:durableId="F7607A7E"/>
-  <w16cid:commentId w16cid:paraId="72F783C0" w16cid:durableId="9D7B406B"/>
-  <w16cid:commentId w16cid:paraId="55A24326" w16cid:durableId="9F205116"/>
-  <w16cid:commentId w16cid:paraId="FC93B426" w16cid:durableId="9B4EBC3F"/>
-  <w16cid:commentId w16cid:paraId="2F41DB9B" w16cid:durableId="E38378F1"/>
-  <w16cid:commentId w16cid:paraId="9A7D3D8B" w16cid:durableId="60D0D004"/>
-  <w16cid:commentId w16cid:paraId="C6B640EE" w16cid:durableId="EC02D495"/>
+  <w16cid:commentId w16cid:paraId="E7C811C0" w16cid:durableId="A86D9816"/>
+  <w16cid:commentId w16cid:paraId="9DB77ABA" w16cid:durableId="1FFF27BA"/>
+  <w16cid:commentId w16cid:paraId="695EF996" w16cid:durableId="97A19EEC"/>
+  <w16cid:commentId w16cid:paraId="294C924C" w16cid:durableId="939A5C46"/>
+  <w16cid:commentId w16cid:paraId="503062AB" w16cid:durableId="21A85533"/>
+  <w16cid:commentId w16cid:paraId="1FEC1AE2" w16cid:durableId="2C860234"/>
+  <w16cid:commentId w16cid:paraId="4BC5A2A9" w16cid:durableId="CAEDCA1E"/>
+  <w16cid:commentId w16cid:paraId="9E0022D6" w16cid:durableId="39F7B6BF"/>
+  <w16cid:commentId w16cid:paraId="C4E90197" w16cid:durableId="8A072025"/>
+  <w16cid:commentId w16cid:paraId="1C8CD105" w16cid:durableId="7BD1EDF6"/>
+  <w16cid:commentId w16cid:paraId="0737C5D1" w16cid:durableId="FD518082"/>
+  <w16cid:commentId w16cid:paraId="0A6C0759" w16cid:durableId="43BAEE3C"/>
+  <w16cid:commentId w16cid:paraId="27388802" w16cid:durableId="72A9D114"/>
+  <w16cid:commentId w16cid:paraId="AD00D362" w16cid:durableId="43E41D98"/>
+  <w16cid:commentId w16cid:paraId="51EBFCD2" w16cid:durableId="8165EC85"/>
+  <w16cid:commentId w16cid:paraId="747AC49E" w16cid:durableId="12DCE1FA"/>
+  <w16cid:commentId w16cid:paraId="6D0CEB89" w16cid:durableId="C30BAE77"/>
+  <w16cid:commentId w16cid:paraId="83256920" w16cid:durableId="7C457141"/>
 </w16cid:commentsIds>
 </file>
 

--- a/docs/fork/evidence/c9/flash/databridge_licence/DataBridge-Licence (redlined).docx
+++ b/docs/fork/evidence/c9/flash/databridge_licence/DataBridge-Licence (redlined).docx
@@ -38,25 +38,20 @@
     </w:p>
     <w:p>
       <w:r>
-        <w:t xml:space="preserve">The Licensor grants the Licensee a non-exclusive, non-transferable licence to use the Software during the term. The Licensor may suspend access at any time </w:t>
+        <w:t>The Licensor grants the Licensee a non-exclusive, non-transferable licence to use the Software during the term. The Licensor may suspend access at any time in its sole discretion and without notice</w:t>
       </w:r>
-      <w:commentRangeStart w:id="18"/>
-      <w:del w:id="33" w:author="LQ.AI Commercial counsel" w:date="2026-06-24T09:16:42Z" w16du:dateUtc="2026-06-24T09:16:42Z">
+      <w:commentRangeStart w:id="12"/>
+      <w:ins w:id="33" w:author="LQ.AI Commercial counsel" w:date="2026-06-24T13:10:32Z" w16du:dateUtc="2026-06-24T13:10:32Z">
         <w:r>
-          <w:delText>in its sole discretion and without notice</w:delText>
-        </w:r>
-      </w:del>
-      <w:ins w:id="34" w:author="LQ.AI Commercial counsel" w:date="2026-06-24T09:16:42Z" w16du:dateUtc="2026-06-24T09:16:42Z">
-        <w:r>
-          <w:t>on reasonable grounds. The Licensor shall provide the Licensee with at least 5 business days' prior notice of any suspension, unless the suspension is required to prevent imminent material harm to the Software or its users</w:t>
+          <w:t>; provided that suspension shall only occur following the Licensee's material breach that remains uncured for ten (10) days after written notice, or for non-payment of undisputed fees that remains unpaid for five (5) days after written notice</w:t>
         </w:r>
       </w:ins>
-      <w:commentRangeEnd w:id="18"/>
+      <w:commentRangeEnd w:id="12"/>
       <w:r>
         <w:rPr>
           <w:rStyle w:val="CommentReference"/>
         </w:rPr>
-        <w:commentReference w:id="18"/>
+        <w:commentReference w:id="12"/>
       </w:r>
       <w:r>
         <w:t>.</w:t>
@@ -74,44 +69,42 @@
       <w:r>
         <w:t xml:space="preserve">The Licensee shall pay all fees within fifteen (15) days of the invoice date. The Licensor may increase the fees </w:t>
       </w:r>
-      <w:commentRangeStart w:id="17"/>
-      <w:del w:id="31" w:author="LQ.AI Commercial counsel" w:date="2026-06-24T09:16:42Z" w16du:dateUtc="2026-06-24T09:16:42Z">
+      <w:commentRangeStart w:id="11"/>
+      <w:del w:id="31" w:author="LQ.AI Commercial counsel" w:date="2026-06-24T13:10:32Z" w16du:dateUtc="2026-06-24T13:10:32Z">
         <w:r>
           <w:delText>at any time on written notice</w:delText>
         </w:r>
       </w:del>
-      <w:ins w:id="32" w:author="LQ.AI Commercial counsel" w:date="2026-06-24T09:16:42Z" w16du:dateUtc="2026-06-24T09:16:42Z">
+      <w:ins w:id="32" w:author="LQ.AI Commercial counsel" w:date="2026-06-24T13:10:32Z" w16du:dateUtc="2026-06-24T13:10:32Z">
         <w:r>
-          <w:t>on 90 days' written notice. If the Licensee does not accept the increase, the Licensee may terminate this Agreement without penalty by notice within 30 days of written notice of the increase</w:t>
+          <w:t>no more than once per twelve (12) month period on at least sixty (60) days prior written notice; if the Licensee does not accept the increase, the Licensee may terminate this Agreement without penalty on notice effective before the increase takes effect</w:t>
         </w:r>
       </w:ins>
-      <w:commentRangeEnd w:id="17"/>
+      <w:commentRangeEnd w:id="11"/>
       <w:r>
         <w:rPr>
           <w:rStyle w:val="CommentReference"/>
         </w:rPr>
-        <w:commentReference w:id="17"/>
+        <w:commentReference w:id="11"/>
       </w:r>
       <w:r>
-        <w:t xml:space="preserve">. All fees are non-refundable </w:t>
+        <w:t>. All fees are non-refundable under all circumstances</w:t>
       </w:r>
-      <w:commentRangeStart w:id="16"/>
-      <w:del w:id="29" w:author="LQ.AI Commercial counsel" w:date="2026-06-24T09:16:42Z" w16du:dateUtc="2026-06-24T09:16:42Z">
+      <w:commentRangeStart w:id="10"/>
+      <w:ins w:id="30" w:author="LQ.AI Commercial counsel" w:date="2026-06-24T13:10:32Z" w16du:dateUtc="2026-06-24T13:10:32Z">
         <w:r>
-          <w:delText>under all circumstances.</w:delText>
-        </w:r>
-      </w:del>
-      <w:ins w:id="30" w:author="LQ.AI Commercial counsel" w:date="2026-06-24T09:16:42Z" w16du:dateUtc="2026-06-24T09:16:42Z">
-        <w:r>
-          <w:t>except where prepaid for a period after the effective date of termination by the Licensor without cause or by the Licensee under clause 3.</w:t>
+          <w:t>; provided that the Licensor shall refund any pre-paid fees attributable to the period following termination</w:t>
         </w:r>
       </w:ins>
-      <w:commentRangeEnd w:id="16"/>
+      <w:commentRangeEnd w:id="10"/>
       <w:r>
         <w:rPr>
           <w:rStyle w:val="CommentReference"/>
         </w:rPr>
-        <w:commentReference w:id="16"/>
+        <w:commentReference w:id="10"/>
+      </w:r>
+      <w:r>
+        <w:t>.</w:t>
       </w:r>
     </w:p>
     <w:p>
@@ -124,36 +117,54 @@
     </w:p>
     <w:p>
       <w:r>
-        <w:t xml:space="preserve">All intellectual property rights in any </w:t>
+        <w:t>All intellectual property rights in any configurations</w:t>
       </w:r>
-      <w:commentRangeStart w:id="15"/>
-      <w:del w:id="28" w:author="LQ.AI Commercial counsel" w:date="2026-06-24T09:16:42Z" w16du:dateUtc="2026-06-24T09:16:42Z">
+      <w:commentRangeStart w:id="9"/>
+      <w:del w:id="28" w:author="LQ.AI Commercial counsel" w:date="2026-06-24T13:10:32Z" w16du:dateUtc="2026-06-24T13:10:32Z">
         <w:r>
-          <w:delText xml:space="preserve">configurations, integrations and </w:delText>
+          <w:delText>,</w:delText>
         </w:r>
       </w:del>
-      <w:commentRangeEnd w:id="15"/>
+      <w:ins w:id="29" w:author="LQ.AI Commercial counsel" w:date="2026-06-24T13:10:32Z" w16du:dateUtc="2026-06-24T13:10:32Z">
+        <w:r>
+          <w:t xml:space="preserve"> and</w:t>
+        </w:r>
+      </w:ins>
+      <w:commentRangeEnd w:id="9"/>
       <w:r>
         <w:rPr>
           <w:rStyle w:val="CommentReference"/>
         </w:rPr>
-        <w:commentReference w:id="15"/>
+        <w:commentReference w:id="9"/>
       </w:r>
       <w:r>
-        <w:t>feedback created in connection with the Software shall vest exclusively in the Licensor upon creation.</w:t>
+        <w:t xml:space="preserve"> integrations </w:t>
       </w:r>
-      <w:commentRangeStart w:id="14"/>
-      <w:ins w:id="27" w:author="LQ.AI Commercial counsel" w:date="2026-06-24T09:16:42Z" w16du:dateUtc="2026-06-24T09:16:42Z">
+      <w:del w:id="26" w:author="LQ.AI Commercial counsel" w:date="2026-06-24T13:10:32Z" w16du:dateUtc="2026-06-24T13:10:32Z">
         <w:r>
-          <w:t xml:space="preserve"> Configurations and integrations created by the Licensee in connection with the Software are the Licensee's intellectual property, and the Licensee grants the Licensor a non-exclusive, royalty-free licence to use them solely to provide the Software to the Licensee.</w:t>
+          <w:delText>and feedback created</w:delText>
+        </w:r>
+      </w:del>
+      <w:ins w:id="27" w:author="LQ.AI Commercial counsel" w:date="2026-06-24T13:10:32Z" w16du:dateUtc="2026-06-24T13:10:32Z">
+        <w:r>
+          <w:t>created by the Licensee</w:t>
         </w:r>
       </w:ins>
-      <w:commentRangeEnd w:id="14"/>
       <w:r>
-        <w:rPr>
-          <w:rStyle w:val="CommentReference"/>
-        </w:rPr>
-        <w:commentReference w:id="14"/>
+        <w:t xml:space="preserve"> in connection with the Software shall vest </w:t>
+      </w:r>
+      <w:del w:id="24" w:author="LQ.AI Commercial counsel" w:date="2026-06-24T13:10:32Z" w16du:dateUtc="2026-06-24T13:10:32Z">
+        <w:r>
+          <w:delText>exclusively</w:delText>
+        </w:r>
+      </w:del>
+      <w:ins w:id="25" w:author="LQ.AI Commercial counsel" w:date="2026-06-24T13:10:32Z" w16du:dateUtc="2026-06-24T13:10:32Z">
+        <w:r>
+          <w:t>in the Licensee, and the Licensee grants the Licensor a non-exclusive, royalty-free licence to use such configurations and integrations solely to provide the Software to the Licensee. All intellectual property rights in feedback provided by the Licensee shall vest</w:t>
+        </w:r>
+      </w:ins>
+      <w:r>
+        <w:t xml:space="preserve"> in the Licensor upon creation.</w:t>
       </w:r>
     </w:p>
     <w:p>
@@ -168,23 +179,52 @@
       <w:r>
         <w:t xml:space="preserve">The Licensee grants the Licensor a </w:t>
       </w:r>
-      <w:commentRangeStart w:id="13"/>
-      <w:del w:id="25" w:author="LQ.AI Commercial counsel" w:date="2026-06-24T09:16:42Z" w16du:dateUtc="2026-06-24T09:16:42Z">
+      <w:commentRangeStart w:id="8"/>
+      <w:del w:id="22" w:author="LQ.AI Commercial counsel" w:date="2026-06-24T13:10:32Z" w16du:dateUtc="2026-06-24T13:10:32Z">
         <w:r>
-          <w:delText>perpetual, irrevocable, worldwide, royalty-free licence to use, reproduce and create derivative works from Licensee Content for any purpose, including to train the Licensor's models and improve its products.</w:delText>
+          <w:delText>perpetual, irrevocable</w:delText>
         </w:r>
       </w:del>
-      <w:ins w:id="26" w:author="LQ.AI Commercial counsel" w:date="2026-06-24T09:16:42Z" w16du:dateUtc="2026-06-24T09:16:42Z">
+      <w:ins w:id="23" w:author="LQ.AI Commercial counsel" w:date="2026-06-24T13:10:32Z" w16du:dateUtc="2026-06-24T13:10:32Z">
         <w:r>
-          <w:t>non-exclusive, worldwide, royalty-free licence to use, reproduce and create derivative works from Licensee Content solely to provide the Software to the Licensee and for no other purpose.</w:t>
+          <w:t>non-exclusive</w:t>
         </w:r>
       </w:ins>
-      <w:commentRangeEnd w:id="13"/>
+      <w:commentRangeEnd w:id="8"/>
       <w:r>
         <w:rPr>
           <w:rStyle w:val="CommentReference"/>
         </w:rPr>
-        <w:commentReference w:id="13"/>
+        <w:commentReference w:id="8"/>
+      </w:r>
+      <w:r>
+        <w:t xml:space="preserve">, worldwide, royalty-free licence to use, reproduce and create derivative works from Licensee Content </w:t>
+      </w:r>
+      <w:del w:id="20" w:author="LQ.AI Commercial counsel" w:date="2026-06-24T13:10:32Z" w16du:dateUtc="2026-06-24T13:10:32Z">
+        <w:r>
+          <w:delText>for any purpose, including to train the Licensor's</w:delText>
+        </w:r>
+      </w:del>
+      <w:ins w:id="21" w:author="LQ.AI Commercial counsel" w:date="2026-06-24T13:10:32Z" w16du:dateUtc="2026-06-24T13:10:32Z">
+        <w:r>
+          <w:t>solely to the extent necessary to provide the Software to the Licensee during the Term. The Licensor shall not use Licensee Content to train its</w:t>
+        </w:r>
+      </w:ins>
+      <w:r>
+        <w:t xml:space="preserve"> models </w:t>
+      </w:r>
+      <w:del w:id="18" w:author="LQ.AI Commercial counsel" w:date="2026-06-24T13:10:32Z" w16du:dateUtc="2026-06-24T13:10:32Z">
+        <w:r>
+          <w:delText>and</w:delText>
+        </w:r>
+      </w:del>
+      <w:ins w:id="19" w:author="LQ.AI Commercial counsel" w:date="2026-06-24T13:10:32Z" w16du:dateUtc="2026-06-24T13:10:32Z">
+        <w:r>
+          <w:t>or</w:t>
+        </w:r>
+      </w:ins>
+      <w:r>
+        <w:t xml:space="preserve"> improve its products.</w:t>
       </w:r>
     </w:p>
     <w:p>
@@ -196,26 +236,42 @@
       </w:r>
     </w:p>
     <w:p>
-      <w:r>
-        <w:t xml:space="preserve">THE SOFTWARE IS PROVIDED "AS IS" AND THE LICENSOR DISCLAIMS ALL WARRANTIES, WHETHER EXPRESS, IMPLIED OR STATUTORY, INCLUDING MERCHANTABILITY, FITNESS FOR A PARTICULAR PURPOSE AND </w:t>
-      </w:r>
-      <w:commentRangeStart w:id="12"/>
-      <w:del w:id="23" w:author="LQ.AI Commercial counsel" w:date="2026-06-24T09:16:42Z" w16du:dateUtc="2026-06-24T09:16:42Z">
+      <w:commentRangeStart w:id="7"/>
+      <w:ins w:id="17" w:author="LQ.AI Commercial counsel" w:date="2026-06-24T13:10:32Z" w16du:dateUtc="2026-06-24T13:10:32Z">
         <w:r>
-          <w:delText>NON-INFRINGEMENT.</w:delText>
-        </w:r>
-      </w:del>
-      <w:ins w:id="24" w:author="LQ.AI Commercial counsel" w:date="2026-06-24T09:16:42Z" w16du:dateUtc="2026-06-24T09:16:42Z">
-        <w:r>
-          <w:t>NON-INFRINGEMENT, EXCEPT THAT THE LICENSOR WARRANTS THAT (A) THE SOFTWARE WILL CONFORM IN ALL MATERIAL RESPECTS TO ITS DOCUMENTATION, AND (B) THE SOFTWARE DOES NOT INFRINGE ANY THIRD PARTY INTELLECTUAL PROPERTY RIGHTS.</w:t>
+          <w:t xml:space="preserve">The Licensor warrants that the Software will materially conform to its published documentation under normal use. TO THE MAXIMUM EXTENT PERMITTED BY APPLICABLE LAW, </w:t>
         </w:r>
       </w:ins>
-      <w:commentRangeEnd w:id="12"/>
+      <w:commentRangeEnd w:id="7"/>
       <w:r>
         <w:rPr>
           <w:rStyle w:val="CommentReference"/>
         </w:rPr>
-        <w:commentReference w:id="12"/>
+        <w:commentReference w:id="7"/>
+      </w:r>
+      <w:r>
+        <w:t>THE SOFTWARE IS PROVIDED "AS IS" AND THE LICENSOR DISCLAIMS ALL WARRANTIES, WHETHER EXPRESS, IMPLIED OR STATUTORY, INCLUDING MERCHANTABILITY</w:t>
+      </w:r>
+      <w:del w:id="15" w:author="LQ.AI Commercial counsel" w:date="2026-06-24T13:10:32Z" w16du:dateUtc="2026-06-24T13:10:32Z">
+        <w:r>
+          <w:delText>,</w:delText>
+        </w:r>
+      </w:del>
+      <w:ins w:id="16" w:author="LQ.AI Commercial counsel" w:date="2026-06-24T13:10:32Z" w16du:dateUtc="2026-06-24T13:10:32Z">
+        <w:r>
+          <w:t xml:space="preserve"> AND</w:t>
+        </w:r>
+      </w:ins>
+      <w:r>
+        <w:t xml:space="preserve"> FITNESS FOR A PARTICULAR PURPOSE</w:t>
+      </w:r>
+      <w:del w:id="14" w:author="LQ.AI Commercial counsel" w:date="2026-06-24T13:10:32Z" w16du:dateUtc="2026-06-24T13:10:32Z">
+        <w:r>
+          <w:delText xml:space="preserve"> AND NON-INFRINGEMENT</w:delText>
+        </w:r>
+      </w:del>
+      <w:r>
+        <w:t>.</w:t>
       </w:r>
     </w:p>
     <w:p>
@@ -227,65 +283,29 @@
       </w:r>
     </w:p>
     <w:p>
-      <w:commentRangeStart w:id="11"/>
-      <w:del w:id="21" w:author="LQ.AI Commercial counsel" w:date="2026-06-24T09:16:42Z" w16du:dateUtc="2026-06-24T09:16:42Z">
+      <w:r>
+        <w:t>The Licensee shall indemnify, defend and hold harmless the Licensor and its officers against any and all claims, losses, damages and expenses arising from or in connection with the Licensee</w:t>
+      </w:r>
+      <w:commentRangeStart w:id="6"/>
+      <w:del w:id="12" w:author="LQ.AI Commercial counsel" w:date="2026-06-24T13:10:32Z" w16du:dateUtc="2026-06-24T13:10:32Z">
         <w:r>
-          <w:delText>The Licensee</w:delText>
+          <w:delText>'s use of the Software or the Licensee Content</w:delText>
         </w:r>
       </w:del>
-      <w:ins w:id="22" w:author="LQ.AI Commercial counsel" w:date="2026-06-24T09:16:42Z" w16du:dateUtc="2026-06-24T09:16:42Z">
+      <w:ins w:id="13" w:author="LQ.AI Commercial counsel" w:date="2026-06-24T13:10:32Z" w16du:dateUtc="2026-06-24T13:10:32Z">
         <w:r>
-          <w:t>Each party</w:t>
+          <w:t xml:space="preserve"> Content infringing any third party's intellectual property rights. The Licensor shall indemnify, defend and hold harmless the Licensee and its officers against any and all claims, losses, damages and expenses arising from or in connection with the Software infringing any third party's intellectual property rights</w:t>
         </w:r>
       </w:ins>
-      <w:commentRangeEnd w:id="11"/>
+      <w:commentRangeEnd w:id="6"/>
       <w:r>
         <w:rPr>
           <w:rStyle w:val="CommentReference"/>
         </w:rPr>
-        <w:commentReference w:id="11"/>
+        <w:commentReference w:id="6"/>
       </w:r>
       <w:r>
-        <w:t xml:space="preserve"> shall indemnify, defend and hold harmless the </w:t>
-      </w:r>
-      <w:commentRangeStart w:id="10"/>
-      <w:del w:id="19" w:author="LQ.AI Commercial counsel" w:date="2026-06-24T09:16:42Z" w16du:dateUtc="2026-06-24T09:16:42Z">
-        <w:r>
-          <w:delText>Licensor</w:delText>
-        </w:r>
-      </w:del>
-      <w:ins w:id="20" w:author="LQ.AI Commercial counsel" w:date="2026-06-24T09:16:42Z" w16du:dateUtc="2026-06-24T09:16:42Z">
-        <w:r>
-          <w:t>other party</w:t>
-        </w:r>
-      </w:ins>
-      <w:commentRangeEnd w:id="10"/>
-      <w:r>
-        <w:rPr>
-          <w:rStyle w:val="CommentReference"/>
-        </w:rPr>
-        <w:commentReference w:id="10"/>
-      </w:r>
-      <w:r>
-        <w:t xml:space="preserve"> and its officers against any and all claims, losses, damages and expenses arising from or in connection with </w:t>
-      </w:r>
-      <w:commentRangeStart w:id="9"/>
-      <w:del w:id="17" w:author="LQ.AI Commercial counsel" w:date="2026-06-24T09:16:42Z" w16du:dateUtc="2026-06-24T09:16:42Z">
-        <w:r>
-          <w:delText>the Licensee's use of the Software or the Licensee Content.</w:delText>
-        </w:r>
-      </w:del>
-      <w:ins w:id="18" w:author="LQ.AI Commercial counsel" w:date="2026-06-24T09:16:42Z" w16du:dateUtc="2026-06-24T09:16:42Z">
-        <w:r>
-          <w:t>that party's breach of this Agreement. Additionally, the Licensor shall indemnify, defend and hold harmless the Licensee against any claim that the Software infringes a third party's intellectual property rights.</w:t>
-        </w:r>
-      </w:ins>
-      <w:commentRangeEnd w:id="9"/>
-      <w:r>
-        <w:rPr>
-          <w:rStyle w:val="CommentReference"/>
-        </w:rPr>
-        <w:commentReference w:id="9"/>
+        <w:t>.</w:t>
       </w:r>
     </w:p>
     <w:p>
@@ -298,46 +318,44 @@
     </w:p>
     <w:p>
       <w:r>
-        <w:t xml:space="preserve">The Licensor's total liability arising out of or in connection with this Agreement shall not exceed the fees paid by the Licensee in the three (3) months preceding the </w:t>
+        <w:t>The Licensor's total liability arising out of or in connection with this Agreement shall not exceed the fees paid by the Licensee in the three (3) months preceding the claim</w:t>
       </w:r>
-      <w:commentRangeStart w:id="8"/>
-      <w:del w:id="15" w:author="LQ.AI Commercial counsel" w:date="2026-06-24T09:16:42Z" w16du:dateUtc="2026-06-24T09:16:42Z">
+      <w:commentRangeStart w:id="5"/>
+      <w:ins w:id="11" w:author="LQ.AI Commercial counsel" w:date="2026-06-24T13:10:32Z" w16du:dateUtc="2026-06-24T13:10:32Z">
         <w:r>
-          <w:delText>claim.</w:delText>
-        </w:r>
-      </w:del>
-      <w:ins w:id="16" w:author="LQ.AI Commercial counsel" w:date="2026-06-24T09:16:42Z" w16du:dateUtc="2026-06-24T09:16:42Z">
-        <w:r>
-          <w:t>claim, provided that this cap shall not apply to (i) the Licensor's indemnification obligations under clause 7, (ii) breaches of confidentiality obligations, (iii) breaches of the Licence or intellectual property rights, or (iv) any breach causing loss of or unauthorised access to Licensee Content.</w:t>
+          <w:t>; provided that this limitation shall not apply to liability arising from (a) breach of confidentiality, (b) infringement of the Licensee's intellectual property rights, (c) the indemnification obligations under Section 7, or (d) gross negligence or wilful misconduct</w:t>
         </w:r>
       </w:ins>
-      <w:commentRangeEnd w:id="8"/>
+      <w:commentRangeEnd w:id="5"/>
       <w:r>
         <w:rPr>
           <w:rStyle w:val="CommentReference"/>
         </w:rPr>
-        <w:commentReference w:id="8"/>
+        <w:commentReference w:id="5"/>
       </w:r>
       <w:r>
-        <w:t xml:space="preserve"> In no event shall </w:t>
+        <w:t xml:space="preserve">. In no event shall </w:t>
       </w:r>
-      <w:commentRangeStart w:id="7"/>
-      <w:del w:id="13" w:author="LQ.AI Commercial counsel" w:date="2026-06-24T09:16:42Z" w16du:dateUtc="2026-06-24T09:16:42Z">
+      <w:commentRangeStart w:id="4"/>
+      <w:del w:id="9" w:author="LQ.AI Commercial counsel" w:date="2026-06-24T13:10:32Z" w16du:dateUtc="2026-06-24T13:10:32Z">
         <w:r>
-          <w:delText>the Licensor be liable for any indirect, incidental or consequential damages, or any loss of profits, revenue or data.</w:delText>
+          <w:delText>the Licensor</w:delText>
         </w:r>
       </w:del>
-      <w:ins w:id="14" w:author="LQ.AI Commercial counsel" w:date="2026-06-24T09:16:42Z" w16du:dateUtc="2026-06-24T09:16:42Z">
+      <w:ins w:id="10" w:author="LQ.AI Commercial counsel" w:date="2026-06-24T13:10:32Z" w16du:dateUtc="2026-06-24T13:10:32Z">
         <w:r>
-          <w:t>either party be liable for any indirect, incidental or consequential damages, or any loss of profits, revenue or data, except that this exclusion shall not apply to (i) breaches of confidentiality or intellectual property rights, (ii) the Licensor's indemnification obligations under clause 7, or (iii) any breach causing loss of or unauthorised access to Licensee Content.</w:t>
+          <w:t>either party</w:t>
         </w:r>
       </w:ins>
-      <w:commentRangeEnd w:id="7"/>
+      <w:commentRangeEnd w:id="4"/>
       <w:r>
         <w:rPr>
           <w:rStyle w:val="CommentReference"/>
         </w:rPr>
-        <w:commentReference w:id="7"/>
+        <w:commentReference w:id="4"/>
+      </w:r>
+      <w:r>
+        <w:t xml:space="preserve"> be liable for any indirect, incidental or consequential damages, or any loss of profits, revenue or data.</w:t>
       </w:r>
     </w:p>
     <w:p>
@@ -350,80 +368,12 @@
     </w:p>
     <w:p>
       <w:r>
-        <w:t xml:space="preserve">This Agreement renews automatically for successive one (1) year </w:t>
-      </w:r>
-      <w:commentRangeStart w:id="6"/>
-      <w:del w:id="11" w:author="LQ.AI Commercial counsel" w:date="2026-06-24T09:16:42Z" w16du:dateUtc="2026-06-24T09:16:42Z">
-        <w:r>
-          <w:delText>terms.</w:delText>
-        </w:r>
-      </w:del>
-      <w:ins w:id="12" w:author="LQ.AI Commercial counsel" w:date="2026-06-24T09:16:42Z" w16du:dateUtc="2026-06-24T09:16:42Z">
-        <w:r>
-          <w:t>terms unless either party gives written notice of non-renewal at least 60 days before the end of the then-current term.</w:t>
-        </w:r>
-      </w:ins>
-      <w:commentRangeEnd w:id="6"/>
-      <w:r>
-        <w:rPr>
-          <w:rStyle w:val="CommentReference"/>
-        </w:rPr>
-        <w:commentReference w:id="6"/>
-      </w:r>
-      <w:r>
-        <w:t xml:space="preserve"> </w:t>
-      </w:r>
-      <w:commentRangeStart w:id="5"/>
-      <w:del w:id="9" w:author="LQ.AI Commercial counsel" w:date="2026-06-24T09:16:42Z" w16du:dateUtc="2026-06-24T09:16:42Z">
-        <w:r>
-          <w:delText>The Licensee may not</w:delText>
-        </w:r>
-      </w:del>
-      <w:ins w:id="10" w:author="LQ.AI Commercial counsel" w:date="2026-06-24T09:16:42Z" w16du:dateUtc="2026-06-24T09:16:42Z">
-        <w:r>
-          <w:t>Either party may</w:t>
-        </w:r>
-      </w:ins>
-      <w:commentRangeEnd w:id="5"/>
-      <w:r>
-        <w:rPr>
-          <w:rStyle w:val="CommentReference"/>
-        </w:rPr>
-        <w:commentReference w:id="5"/>
-      </w:r>
-      <w:r>
-        <w:t xml:space="preserve"> terminate for </w:t>
-      </w:r>
-      <w:commentRangeStart w:id="4"/>
-      <w:del w:id="7" w:author="LQ.AI Commercial counsel" w:date="2026-06-24T09:16:42Z" w16du:dateUtc="2026-06-24T09:16:42Z">
-        <w:r>
-          <w:delText>convenience.</w:delText>
-        </w:r>
-      </w:del>
-      <w:ins w:id="8" w:author="LQ.AI Commercial counsel" w:date="2026-06-24T09:16:42Z" w16du:dateUtc="2026-06-24T09:16:42Z">
-        <w:r>
-          <w:t>convenience on 60 days' written notice.</w:t>
-        </w:r>
-      </w:ins>
-      <w:commentRangeEnd w:id="4"/>
-      <w:r>
-        <w:rPr>
-          <w:rStyle w:val="CommentReference"/>
-        </w:rPr>
-        <w:commentReference w:id="4"/>
-      </w:r>
-      <w:r>
-        <w:t xml:space="preserve"> </w:t>
+        <w:t>This Agreement renews automatically for successive one (1) year terms</w:t>
       </w:r>
       <w:commentRangeStart w:id="3"/>
-      <w:del w:id="5" w:author="LQ.AI Commercial counsel" w:date="2026-06-24T09:16:42Z" w16du:dateUtc="2026-06-24T09:16:42Z">
+      <w:ins w:id="8" w:author="LQ.AI Commercial counsel" w:date="2026-06-24T13:10:32Z" w16du:dateUtc="2026-06-24T13:10:32Z">
         <w:r>
-          <w:delText>The Licensor</w:delText>
-        </w:r>
-      </w:del>
-      <w:ins w:id="6" w:author="LQ.AI Commercial counsel" w:date="2026-06-24T09:16:42Z" w16du:dateUtc="2026-06-24T09:16:42Z">
-        <w:r>
-          <w:t>Either party</w:t>
+          <w:t xml:space="preserve"> unless either party gives written notice of non-renewal at least thirty (30) days before the end of the then-current term</w:t>
         </w:r>
       </w:ins>
       <w:commentRangeEnd w:id="3"/>
@@ -434,17 +384,17 @@
         <w:commentReference w:id="3"/>
       </w:r>
       <w:r>
-        <w:t xml:space="preserve"> may terminate </w:t>
+        <w:t xml:space="preserve">. </w:t>
       </w:r>
       <w:commentRangeStart w:id="2"/>
-      <w:del w:id="3" w:author="LQ.AI Commercial counsel" w:date="2026-06-24T09:16:42Z" w16du:dateUtc="2026-06-24T09:16:42Z">
+      <w:del w:id="6" w:author="LQ.AI Commercial counsel" w:date="2026-06-24T13:10:32Z" w16du:dateUtc="2026-06-24T13:10:32Z">
         <w:r>
-          <w:delText>at any time</w:delText>
+          <w:delText>The Licensee may not terminate for convenience</w:delText>
         </w:r>
       </w:del>
-      <w:ins w:id="4" w:author="LQ.AI Commercial counsel" w:date="2026-06-24T09:16:42Z" w16du:dateUtc="2026-06-24T09:16:42Z">
+      <w:ins w:id="7" w:author="LQ.AI Commercial counsel" w:date="2026-06-24T13:10:32Z" w16du:dateUtc="2026-06-24T13:10:32Z">
         <w:r>
-          <w:t>this Agreement</w:t>
+          <w:t>Either party may terminate this Agreement for convenience on sixty (60) days written notice</w:t>
         </w:r>
       </w:ins>
       <w:commentRangeEnd w:id="2"/>
@@ -455,17 +405,17 @@
         <w:commentReference w:id="2"/>
       </w:r>
       <w:r>
-        <w:t xml:space="preserve"> on </w:t>
+        <w:t xml:space="preserve">. </w:t>
       </w:r>
       <w:commentRangeStart w:id="1"/>
-      <w:del w:id="1" w:author="LQ.AI Commercial counsel" w:date="2026-06-24T09:16:42Z" w16du:dateUtc="2026-06-24T09:16:42Z">
+      <w:del w:id="4" w:author="LQ.AI Commercial counsel" w:date="2026-06-24T13:10:32Z" w16du:dateUtc="2026-06-24T13:10:32Z">
         <w:r>
-          <w:delText>thirty (30) days notice.</w:delText>
+          <w:delText>The Licensor</w:delText>
         </w:r>
       </w:del>
-      <w:ins w:id="2" w:author="LQ.AI Commercial counsel" w:date="2026-06-24T09:16:42Z" w16du:dateUtc="2026-06-24T09:16:42Z">
+      <w:ins w:id="5" w:author="LQ.AI Commercial counsel" w:date="2026-06-24T13:10:32Z" w16du:dateUtc="2026-06-24T13:10:32Z">
         <w:r>
-          <w:t>30 days' written notice if the other party commits a material breach that remains unremedied for 30 days following written notice of the breach.</w:t>
+          <w:t>Either party</w:t>
         </w:r>
       </w:ins>
       <w:commentRangeEnd w:id="1"/>
@@ -474,6 +424,30 @@
           <w:rStyle w:val="CommentReference"/>
         </w:rPr>
         <w:commentReference w:id="1"/>
+      </w:r>
+      <w:r>
+        <w:t xml:space="preserve"> may terminate </w:t>
+      </w:r>
+      <w:del w:id="2" w:author="LQ.AI Commercial counsel" w:date="2026-06-24T13:10:32Z" w16du:dateUtc="2026-06-24T13:10:32Z">
+        <w:r>
+          <w:delText>at any time on</w:delText>
+        </w:r>
+      </w:del>
+      <w:ins w:id="3" w:author="LQ.AI Commercial counsel" w:date="2026-06-24T13:10:32Z" w16du:dateUtc="2026-06-24T13:10:32Z">
+        <w:r>
+          <w:t>this Agreement on notice if the other party commits a material breach that remains uncured for</w:t>
+        </w:r>
+      </w:ins>
+      <w:r>
+        <w:t xml:space="preserve"> thirty (30) days </w:t>
+      </w:r>
+      <w:ins w:id="1" w:author="LQ.AI Commercial counsel" w:date="2026-06-24T13:10:32Z" w16du:dateUtc="2026-06-24T13:10:32Z">
+        <w:r>
+          <w:t xml:space="preserve">after written </w:t>
+        </w:r>
+      </w:ins>
+      <w:r>
+        <w:t>notice.</w:t>
       </w:r>
     </w:p>
     <w:p>
@@ -501,7 +475,7 @@
 
 <file path=word/comments1.xml><?xml version="1.0" encoding="utf-8"?>
 <w:comments xmlns:w="http://schemas.openxmlformats.org/wordprocessingml/2006/main" xmlns:w14="http://schemas.microsoft.com/office/word/2010/wordml" xmlns:w15="http://schemas.microsoft.com/office/word/2012/wordml" xmlns:w16cid="http://schemas.microsoft.com/office/word/2016/wordml/cid" xmlns:w16cex="http://schemas.microsoft.com/office/word/2018/wordml/cex" xmlns:mc="http://schemas.openxmlformats.org/markup-compatibility/2006" mc:Ignorable="w14 w15 w16cid w16cex">
-  <w:comment w:id="1" w:author="LQ.AI Commercial counsel" w:date="2026-06-24T09:16:42Z" w:initials="LCC">
+  <w:comment w:id="1" w:author="LQ.AI Commercial counsel" w:date="2026-06-24T13:10:32Z" w:initials="LCC">
     <w:p>
       <w:pPr>
         <w:pStyle w:val="CommentText"/>
@@ -513,11 +487,11 @@
         <w:annotationRef/>
       </w:r>
       <w:r>
-        <w:t>Adds mutual for-cause termination conditions with notice, material breach requirement and cure period, replacing the Licensor's unilateral at-will termination right entirely.</w:t>
+        <w:t>The Licensor should not have the unilateral right to terminate for any reason on 30 days notice. Termination should be for material breach with a cure period, available to both parties.</w:t>
       </w:r>
     </w:p>
   </w:comment>
-  <w:comment w:id="2" w:author="LQ.AI Commercial counsel" w:date="2026-06-24T09:16:42Z" w:initials="LCC">
+  <w:comment w:id="2" w:author="LQ.AI Commercial counsel" w:date="2026-06-24T13:10:32Z" w:initials="LCC">
     <w:p>
       <w:pPr>
         <w:pStyle w:val="CommentText"/>
@@ -529,11 +503,11 @@
         <w:annotationRef/>
       </w:r>
       <w:r>
-        <w:t>Removes the Licensor's unilateral 'at any time' language and introduces a mutual for-cause structure requiring material breach and cure opportunity.</w:t>
+        <w:t>The Licensee should have the right to exit the agreement without cause. This is a fundamental restructuring from a blanket prohibition to an affirmative mutual right that cannot be achieved with a proviso or carve-out alone.</w:t>
       </w:r>
     </w:p>
   </w:comment>
-  <w:comment w:id="3" w:author="LQ.AI Commercial counsel" w:date="2026-06-24T09:16:42Z" w:initials="LCC">
+  <w:comment w:id="3" w:author="LQ.AI Commercial counsel" w:date="2026-06-24T13:10:32Z" w:initials="LCC">
     <w:p>
       <w:pPr>
         <w:pStyle w:val="CommentText"/>
@@ -545,11 +519,11 @@
         <w:annotationRef/>
       </w:r>
       <w:r>
-        <w:t>Changes the Licensor's unilateral at-will termination right into a mutual right available to either party, creating balanced termination provisions.</w:t>
+        <w:t>Automatic renewal without any opt-out right locks the Licensee in indefinitely. A mutual right to decline renewal is standard.</w:t>
       </w:r>
     </w:p>
   </w:comment>
-  <w:comment w:id="4" w:author="LQ.AI Commercial counsel" w:date="2026-06-24T09:16:42Z" w:initials="LCC">
+  <w:comment w:id="4" w:author="LQ.AI Commercial counsel" w:date="2026-06-24T13:10:32Z" w:initials="LCC">
     <w:p>
       <w:pPr>
         <w:pStyle w:val="CommentText"/>
@@ -561,11 +535,11 @@
         <w:annotationRef/>
       </w:r>
       <w:r>
-        <w:t>Adds a reasonable 60-day notice period to the mutual termination for convenience right so the other party has adequate time to transition services off the platform.</w:t>
+        <w:t>The consequential loss exclusion should be mutual rather than one-sided against the Licensee only, which is the standard market position.</w:t>
       </w:r>
     </w:p>
   </w:comment>
-  <w:comment w:id="5" w:author="LQ.AI Commercial counsel" w:date="2026-06-24T09:16:42Z" w:initials="LCC">
+  <w:comment w:id="5" w:author="LQ.AI Commercial counsel" w:date="2026-06-24T13:10:32Z" w:initials="LCC">
     <w:p>
       <w:pPr>
         <w:pStyle w:val="CommentText"/>
@@ -577,11 +551,11 @@
         <w:annotationRef/>
       </w:r>
       <w:r>
-        <w:t>Turns a one-sided restriction against the Licensee terminating into a mutual right for either party, which is standard balanced termination practice in commercial agreements.</w:t>
+        <w:t>A three-month fee cap without carve-outs is insufficient protection for the Licensee. Standard carve-outs for confidentiality, IP infringement, indemnity obligations, and gross negligence are necessary.</w:t>
       </w:r>
     </w:p>
   </w:comment>
-  <w:comment w:id="6" w:author="LQ.AI Commercial counsel" w:date="2026-06-24T09:16:42Z" w:initials="LCC">
+  <w:comment w:id="6" w:author="LQ.AI Commercial counsel" w:date="2026-06-24T13:10:32Z" w:initials="LCC">
     <w:p>
       <w:pPr>
         <w:pStyle w:val="CommentText"/>
@@ -593,11 +567,11 @@
         <w:annotationRef/>
       </w:r>
       <w:r>
-        <w:t>Gives the Licensee an express contractual right to decline automatic renewal by providing notice before the end of a term, which is standard commercial practice and prevents inadvertent lock-in to successive terms.</w:t>
+        <w:t>The current indemnity is entirely one-sided — only the Licensee indemnifies for any claim arising from use of the Software. It must be reciprocal: each party indemnifies for IP infringement by its own materials.</w:t>
       </w:r>
     </w:p>
   </w:comment>
-  <w:comment w:id="7" w:author="LQ.AI Commercial counsel" w:date="2026-06-24T09:16:42Z" w:initials="LCC">
+  <w:comment w:id="7" w:author="LQ.AI Commercial counsel" w:date="2026-06-24T13:10:32Z" w:initials="LCC">
     <w:p>
       <w:pPr>
         <w:pStyle w:val="CommentText"/>
@@ -609,11 +583,11 @@
         <w:annotationRef/>
       </w:r>
       <w:r>
-        <w:t>Mutualises the consequential exclusion fairly but carves out the same high-risk heads — confidentiality, IP, indemnity and data — so the Licensee can recover for its most material exposures to loss.</w:t>
+        <w:t>A complete 'AS IS' disclaimer with no warranty at all is unacceptable for paid enterprise software. A basic conformance-to-documentation warranty is standard. Removing 'NON-INFRINGEMENT' from the disclaimer is necessary given the reciprocal IP indemnity being added.</w:t>
       </w:r>
     </w:p>
   </w:comment>
-  <w:comment w:id="8" w:author="LQ.AI Commercial counsel" w:date="2026-06-24T09:16:42Z" w:initials="LCC">
+  <w:comment w:id="8" w:author="LQ.AI Commercial counsel" w:date="2026-06-24T13:10:32Z" w:initials="LCC">
     <w:p>
       <w:pPr>
         <w:pStyle w:val="CommentText"/>
@@ -625,11 +599,11 @@
         <w:annotationRef/>
       </w:r>
       <w:r>
-        <w:t>Carves out indemnity, confidentiality, IP and data breach from the three-month fee cap; these are high-risk heads of loss where a low cap would leave the Licensee exposed without adequate remedy.</w:t>
+        <w:t>A perpetual, irrevocable licence to use Licensee Content for any purpose including model training is an extraordinary data rights grant. The licence must be limited to providing the Software and must prohibit model training.</w:t>
       </w:r>
     </w:p>
   </w:comment>
-  <w:comment w:id="9" w:author="LQ.AI Commercial counsel" w:date="2026-06-24T09:16:42Z" w:initials="LCC">
+  <w:comment w:id="9" w:author="LQ.AI Commercial counsel" w:date="2026-06-24T13:10:32Z" w:initials="LCC">
     <w:p>
       <w:pPr>
         <w:pStyle w:val="CommentText"/>
@@ -641,11 +615,11 @@
         <w:annotationRef/>
       </w:r>
       <w:r>
-        <w:t>Narrows the indemnity trigger from open-ended 'use of Software' to breach of the agreement, and adds a reciprocal Licensor IP infringement indemnity which is critical protection for any software licensee.</w:t>
+        <w:t>Configurations and integrations built by the Licensee represent its own development effort and should be owned by the Licensee, with a limited licence back to the Licensor. Only feedback (suggestions for improvement) should vest in Licensor, which is standard industry practice.</w:t>
       </w:r>
     </w:p>
   </w:comment>
-  <w:comment w:id="10" w:author="LQ.AI Commercial counsel" w:date="2026-06-24T09:16:42Z" w:initials="LCC">
+  <w:comment w:id="10" w:author="LQ.AI Commercial counsel" w:date="2026-06-24T13:10:32Z" w:initials="LCC">
     <w:p>
       <w:pPr>
         <w:pStyle w:val="CommentText"/>
@@ -657,11 +631,11 @@
         <w:annotationRef/>
       </w:r>
       <w:r>
-        <w:t>Conforms the identity of the protected party to the mutualised indemnity structure so each party protects the other rather than only the Licensor receiving indemnification protection.</w:t>
+        <w:t>A blanket non-refundable provision is unfair — the Licensee should not pay for periods after termination. A refund obligation for unearned pre-paid fees is standard.</w:t>
       </w:r>
     </w:p>
   </w:comment>
-  <w:comment w:id="11" w:author="LQ.AI Commercial counsel" w:date="2026-06-24T09:16:42Z" w:initials="LCC">
+  <w:comment w:id="11" w:author="LQ.AI Commercial counsel" w:date="2026-06-24T13:10:32Z" w:initials="LCC">
     <w:p>
       <w:pPr>
         <w:pStyle w:val="CommentText"/>
@@ -673,11 +647,11 @@
         <w:annotationRef/>
       </w:r>
       <w:r>
-        <w:t>Mutualises the indemnity obligation so that both the Licensor and the Licensee bear responsibility for their own respective breaches, rather than placing the entire burden on the Licensee alone.</w:t>
+        <w:t>Unlimited unilateral fee increases at any time on mere notice give the Licensor unfettered pricing power. Increases should be limited to annual frequency with adequate notice and a termination right for Licensee.</w:t>
       </w:r>
     </w:p>
   </w:comment>
-  <w:comment w:id="12" w:author="LQ.AI Commercial counsel" w:date="2026-06-24T09:16:42Z" w:initials="LCC">
+  <w:comment w:id="12" w:author="LQ.AI Commercial counsel" w:date="2026-06-24T13:10:32Z" w:initials="LCC">
     <w:p>
       <w:pPr>
         <w:pStyle w:val="CommentText"/>
@@ -689,103 +663,7 @@
         <w:annotationRef/>
       </w:r>
       <w:r>
-        <w:t>Adds minimum warranties for conformity to documentation and non-infringement of third party IP rights, which are standard in commercial software licences and protect the Licensee's basic expectations when purchasing and running licensed software.</w:t>
-      </w:r>
-    </w:p>
-  </w:comment>
-  <w:comment w:id="13" w:author="LQ.AI Commercial counsel" w:date="2026-06-24T09:16:42Z" w:initials="LCC">
-    <w:p>
-      <w:pPr>
-        <w:pStyle w:val="CommentText"/>
-      </w:pPr>
-      <w:r>
-        <w:rPr>
-          <w:rStyle w:val="CommentReference"/>
-        </w:rPr>
-        <w:annotationRef/>
-      </w:r>
-      <w:r>
-        <w:t>Narrows the Licensee Content licence from perpetual, irrevocable, any-purpose (including model training) to non-exclusive and service-delivery-only, protecting the Licensee's data sovereignty.</w:t>
-      </w:r>
-    </w:p>
-  </w:comment>
-  <w:comment w:id="14" w:author="LQ.AI Commercial counsel" w:date="2026-06-24T09:16:42Z" w:initials="LCC">
-    <w:p>
-      <w:pPr>
-        <w:pStyle w:val="CommentText"/>
-      </w:pPr>
-      <w:r>
-        <w:rPr>
-          <w:rStyle w:val="CommentReference"/>
-        </w:rPr>
-        <w:annotationRef/>
-      </w:r>
-      <w:r>
-        <w:t>Confirms the Licensee owns its configurations and integrations and grants the Licensor only the minimal licence needed to provide the Software to the Licensee, preventing reuse for other customers.</w:t>
-      </w:r>
-    </w:p>
-  </w:comment>
-  <w:comment w:id="15" w:author="LQ.AI Commercial counsel" w:date="2026-06-24T09:16:42Z" w:initials="LCC">
-    <w:p>
-      <w:pPr>
-        <w:pStyle w:val="CommentText"/>
-      </w:pPr>
-      <w:r>
-        <w:rPr>
-          <w:rStyle w:val="CommentReference"/>
-        </w:rPr>
-        <w:annotationRef/>
-      </w:r>
-      <w:r>
-        <w:t>Removes configurations and integrations from automatic vesting because the Licensee creates its own configurations and integrations to use the Software; those should belong to the Licensee as its own work product.</w:t>
-      </w:r>
-    </w:p>
-  </w:comment>
-  <w:comment w:id="16" w:author="LQ.AI Commercial counsel" w:date="2026-06-24T09:16:42Z" w:initials="LCC">
-    <w:p>
-      <w:pPr>
-        <w:pStyle w:val="CommentText"/>
-      </w:pPr>
-      <w:r>
-        <w:rPr>
-          <w:rStyle w:val="CommentReference"/>
-        </w:rPr>
-        <w:annotationRef/>
-      </w:r>
-      <w:r>
-        <w:t>Carves out refund of prepaid fees where the Licensor terminates without cause or the Licensee validly terminates due to a fee increase against the Licensor's own policy.</w:t>
-      </w:r>
-    </w:p>
-  </w:comment>
-  <w:comment w:id="17" w:author="LQ.AI Commercial counsel" w:date="2026-06-24T09:16:42Z" w:initials="LCC">
-    <w:p>
-      <w:pPr>
-        <w:pStyle w:val="CommentText"/>
-      </w:pPr>
-      <w:r>
-        <w:rPr>
-          <w:rStyle w:val="CommentReference"/>
-        </w:rPr>
-        <w:annotationRef/>
-      </w:r>
-      <w:r>
-        <w:t>Adds a 90-day notice period for fee increases and gives the Licensee a termination right to reject the increase without penalty, standard balanced commercial practice.</w:t>
-      </w:r>
-    </w:p>
-  </w:comment>
-  <w:comment w:id="18" w:author="LQ.AI Commercial counsel" w:date="2026-06-24T09:16:42Z" w:initials="LCC">
-    <w:p>
-      <w:pPr>
-        <w:pStyle w:val="CommentText"/>
-      </w:pPr>
-      <w:r>
-        <w:rPr>
-          <w:rStyle w:val="CommentReference"/>
-        </w:rPr>
-        <w:annotationRef/>
-      </w:r>
-      <w:r>
-        <w:t>Replaces unilateral suspension right with a reasonableness standard and 5-day notice requirement, as standard for enterprise software licences where the licensee has production data in the system.</w:t>
+        <w:t>Unrestricted suspension without notice or cause creates unacceptable business risk for the Licensee, which depends on continuous access to the Software. Suspension must be tied to material breach with a cure period.</w:t>
       </w:r>
     </w:p>
   </w:comment>
@@ -794,70 +672,52 @@
 
 <file path=word/commentsExtended1.xml><?xml version="1.0" encoding="utf-8"?>
 <w15:commentsEx xmlns:w15="http://schemas.microsoft.com/office/word/2012/wordml">
-  <w15:commentEx w15:paraId="E7C811C0" w15:done="0"/>
-  <w15:commentEx w15:paraId="9DB77ABA" w15:done="0"/>
-  <w15:commentEx w15:paraId="695EF996" w15:done="0"/>
-  <w15:commentEx w15:paraId="294C924C" w15:done="0"/>
-  <w15:commentEx w15:paraId="503062AB" w15:done="0"/>
-  <w15:commentEx w15:paraId="1FEC1AE2" w15:done="0"/>
-  <w15:commentEx w15:paraId="4BC5A2A9" w15:done="0"/>
-  <w15:commentEx w15:paraId="9E0022D6" w15:done="0"/>
-  <w15:commentEx w15:paraId="C4E90197" w15:done="0"/>
-  <w15:commentEx w15:paraId="1C8CD105" w15:done="0"/>
-  <w15:commentEx w15:paraId="0737C5D1" w15:done="0"/>
-  <w15:commentEx w15:paraId="0A6C0759" w15:done="0"/>
-  <w15:commentEx w15:paraId="27388802" w15:done="0"/>
-  <w15:commentEx w15:paraId="AD00D362" w15:done="0"/>
-  <w15:commentEx w15:paraId="51EBFCD2" w15:done="0"/>
-  <w15:commentEx w15:paraId="747AC49E" w15:done="0"/>
-  <w15:commentEx w15:paraId="6D0CEB89" w15:done="0"/>
-  <w15:commentEx w15:paraId="83256920" w15:done="0"/>
+  <w15:commentEx w15:paraId="1788DC1D" w15:done="0"/>
+  <w15:commentEx w15:paraId="E161EBF5" w15:done="0"/>
+  <w15:commentEx w15:paraId="4C01CEC8" w15:done="0"/>
+  <w15:commentEx w15:paraId="2AAE1DAA" w15:done="0"/>
+  <w15:commentEx w15:paraId="4122E5AB" w15:done="0"/>
+  <w15:commentEx w15:paraId="59929B66" w15:done="0"/>
+  <w15:commentEx w15:paraId="529A00CB" w15:done="0"/>
+  <w15:commentEx w15:paraId="A18C3F3A" w15:done="0"/>
+  <w15:commentEx w15:paraId="EAF61B88" w15:done="0"/>
+  <w15:commentEx w15:paraId="6BE3911D" w15:done="0"/>
+  <w15:commentEx w15:paraId="EE4816A3" w15:done="0"/>
+  <w15:commentEx w15:paraId="1110F384" w15:done="0"/>
 </w15:commentsEx>
 </file>
 
 <file path=word/commentsExtensible1.xml><?xml version="1.0" encoding="utf-8"?>
 <w16cex:commentsExtensible xmlns:w16cex="http://schemas.microsoft.com/office/word/2018/wordml/cex">
-  <w16cex:commentExtensible w16cex:durableId="A86D9816" w16cex:dateUtc="2026-06-24T09:16:42Z"/>
-  <w16cex:commentExtensible w16cex:durableId="1FFF27BA" w16cex:dateUtc="2026-06-24T09:16:42Z"/>
-  <w16cex:commentExtensible w16cex:durableId="97A19EEC" w16cex:dateUtc="2026-06-24T09:16:42Z"/>
-  <w16cex:commentExtensible w16cex:durableId="939A5C46" w16cex:dateUtc="2026-06-24T09:16:42Z"/>
-  <w16cex:commentExtensible w16cex:durableId="21A85533" w16cex:dateUtc="2026-06-24T09:16:42Z"/>
-  <w16cex:commentExtensible w16cex:durableId="2C860234" w16cex:dateUtc="2026-06-24T09:16:42Z"/>
-  <w16cex:commentExtensible w16cex:durableId="CAEDCA1E" w16cex:dateUtc="2026-06-24T09:16:42Z"/>
-  <w16cex:commentExtensible w16cex:durableId="39F7B6BF" w16cex:dateUtc="2026-06-24T09:16:42Z"/>
-  <w16cex:commentExtensible w16cex:durableId="8A072025" w16cex:dateUtc="2026-06-24T09:16:42Z"/>
-  <w16cex:commentExtensible w16cex:durableId="7BD1EDF6" w16cex:dateUtc="2026-06-24T09:16:42Z"/>
-  <w16cex:commentExtensible w16cex:durableId="FD518082" w16cex:dateUtc="2026-06-24T09:16:42Z"/>
-  <w16cex:commentExtensible w16cex:durableId="43BAEE3C" w16cex:dateUtc="2026-06-24T09:16:42Z"/>
-  <w16cex:commentExtensible w16cex:durableId="72A9D114" w16cex:dateUtc="2026-06-24T09:16:42Z"/>
-  <w16cex:commentExtensible w16cex:durableId="43E41D98" w16cex:dateUtc="2026-06-24T09:16:42Z"/>
-  <w16cex:commentExtensible w16cex:durableId="8165EC85" w16cex:dateUtc="2026-06-24T09:16:42Z"/>
-  <w16cex:commentExtensible w16cex:durableId="12DCE1FA" w16cex:dateUtc="2026-06-24T09:16:42Z"/>
-  <w16cex:commentExtensible w16cex:durableId="C30BAE77" w16cex:dateUtc="2026-06-24T09:16:42Z"/>
-  <w16cex:commentExtensible w16cex:durableId="7C457141" w16cex:dateUtc="2026-06-24T09:16:42Z"/>
+  <w16cex:commentExtensible w16cex:durableId="1366609E" w16cex:dateUtc="2026-06-24T13:10:32Z"/>
+  <w16cex:commentExtensible w16cex:durableId="85A709BA" w16cex:dateUtc="2026-06-24T13:10:32Z"/>
+  <w16cex:commentExtensible w16cex:durableId="88A3CF75" w16cex:dateUtc="2026-06-24T13:10:32Z"/>
+  <w16cex:commentExtensible w16cex:durableId="94CAD4C6" w16cex:dateUtc="2026-06-24T13:10:32Z"/>
+  <w16cex:commentExtensible w16cex:durableId="5933C9FA" w16cex:dateUtc="2026-06-24T13:10:32Z"/>
+  <w16cex:commentExtensible w16cex:durableId="980C632B" w16cex:dateUtc="2026-06-24T13:10:32Z"/>
+  <w16cex:commentExtensible w16cex:durableId="71FB456F" w16cex:dateUtc="2026-06-24T13:10:32Z"/>
+  <w16cex:commentExtensible w16cex:durableId="16DFC2C0" w16cex:dateUtc="2026-06-24T13:10:32Z"/>
+  <w16cex:commentExtensible w16cex:durableId="B3EC1471" w16cex:dateUtc="2026-06-24T13:10:32Z"/>
+  <w16cex:commentExtensible w16cex:durableId="1CA4BD49" w16cex:dateUtc="2026-06-24T13:10:32Z"/>
+  <w16cex:commentExtensible w16cex:durableId="5F3F084A" w16cex:dateUtc="2026-06-24T13:10:32Z"/>
+  <w16cex:commentExtensible w16cex:durableId="D70A986B" w16cex:dateUtc="2026-06-24T13:10:32Z"/>
 </w16cex:commentsExtensible>
 </file>
 
 <file path=word/commentsIds1.xml><?xml version="1.0" encoding="utf-8"?>
 <w16cid:commentsIds xmlns:w16cid="http://schemas.microsoft.com/office/word/2016/wordml/cid">
-  <w16cid:commentId w16cid:paraId="E7C811C0" w16cid:durableId="A86D9816"/>
-  <w16cid:commentId w16cid:paraId="9DB77ABA" w16cid:durableId="1FFF27BA"/>
-  <w16cid:commentId w16cid:paraId="695EF996" w16cid:durableId="97A19EEC"/>
-  <w16cid:commentId w16cid:paraId="294C924C" w16cid:durableId="939A5C46"/>
-  <w16cid:commentId w16cid:paraId="503062AB" w16cid:durableId="21A85533"/>
-  <w16cid:commentId w16cid:paraId="1FEC1AE2" w16cid:durableId="2C860234"/>
-  <w16cid:commentId w16cid:paraId="4BC5A2A9" w16cid:durableId="CAEDCA1E"/>
-  <w16cid:commentId w16cid:paraId="9E0022D6" w16cid:durableId="39F7B6BF"/>
-  <w16cid:commentId w16cid:paraId="C4E90197" w16cid:durableId="8A072025"/>
-  <w16cid:commentId w16cid:paraId="1C8CD105" w16cid:durableId="7BD1EDF6"/>
-  <w16cid:commentId w16cid:paraId="0737C5D1" w16cid:durableId="FD518082"/>
-  <w16cid:commentId w16cid:paraId="0A6C0759" w16cid:durableId="43BAEE3C"/>
-  <w16cid:commentId w16cid:paraId="27388802" w16cid:durableId="72A9D114"/>
-  <w16cid:commentId w16cid:paraId="AD00D362" w16cid:durableId="43E41D98"/>
-  <w16cid:commentId w16cid:paraId="51EBFCD2" w16cid:durableId="8165EC85"/>
-  <w16cid:commentId w16cid:paraId="747AC49E" w16cid:durableId="12DCE1FA"/>
-  <w16cid:commentId w16cid:paraId="6D0CEB89" w16cid:durableId="C30BAE77"/>
-  <w16cid:commentId w16cid:paraId="83256920" w16cid:durableId="7C457141"/>
+  <w16cid:commentId w16cid:paraId="1788DC1D" w16cid:durableId="1366609E"/>
+  <w16cid:commentId w16cid:paraId="E161EBF5" w16cid:durableId="85A709BA"/>
+  <w16cid:commentId w16cid:paraId="4C01CEC8" w16cid:durableId="88A3CF75"/>
+  <w16cid:commentId w16cid:paraId="2AAE1DAA" w16cid:durableId="94CAD4C6"/>
+  <w16cid:commentId w16cid:paraId="4122E5AB" w16cid:durableId="5933C9FA"/>
+  <w16cid:commentId w16cid:paraId="59929B66" w16cid:durableId="980C632B"/>
+  <w16cid:commentId w16cid:paraId="529A00CB" w16cid:durableId="71FB456F"/>
+  <w16cid:commentId w16cid:paraId="A18C3F3A" w16cid:durableId="16DFC2C0"/>
+  <w16cid:commentId w16cid:paraId="EAF61B88" w16cid:durableId="B3EC1471"/>
+  <w16cid:commentId w16cid:paraId="6BE3911D" w16cid:durableId="1CA4BD49"/>
+  <w16cid:commentId w16cid:paraId="EE4816A3" w16cid:durableId="5F3F084A"/>
+  <w16cid:commentId w16cid:paraId="1110F384" w16cid:durableId="D70A986B"/>
 </w16cid:commentsIds>
 </file>
 
